--- a/06_산출물_문서/2계층_절차서/QP-401_조직_상황_이해관계자_관리.docx
+++ b/06_산출물_문서/2계층_절차서/QP-401_조직_상황_이해관계자_관리.docx
@@ -375,7 +375,7 @@
         <w:tc>
           <w:tcPr>
             <w:tcW w:w="1500" w:type="dxa"/>
-            <w:shd w:val="clear" w:color="auto" w:fill="D9D9D9"/>
+            <w:shd w:val="clear" w:color="auto" w:fill="DEEAF1"/>
             <w:tcMar>
               <w:top w:w="60" w:type="dxa"/>
               <w:left w:w="120" w:type="dxa"/>
@@ -391,7 +391,6 @@
             <w:r>
               <w:rPr>
                 <w:b/>
-                <w:sz w:val="20"/>
               </w:rPr>
               <w:t>구분</w:t>
             </w:r>
@@ -400,7 +399,7 @@
         <w:tc>
           <w:tcPr>
             <w:tcW w:w="2800" w:type="dxa"/>
-            <w:shd w:val="clear" w:color="auto" w:fill="D9D9D9"/>
+            <w:shd w:val="clear" w:color="auto" w:fill="DEEAF1"/>
             <w:tcMar>
               <w:top w:w="60" w:type="dxa"/>
               <w:left w:w="120" w:type="dxa"/>
@@ -416,7 +415,6 @@
             <w:r>
               <w:rPr>
                 <w:b/>
-                <w:sz w:val="20"/>
               </w:rPr>
               <w:t>직위</w:t>
             </w:r>
@@ -425,7 +423,7 @@
         <w:tc>
           <w:tcPr>
             <w:tcW w:w="2000" w:type="dxa"/>
-            <w:shd w:val="clear" w:color="auto" w:fill="D9D9D9"/>
+            <w:shd w:val="clear" w:color="auto" w:fill="DEEAF1"/>
             <w:tcMar>
               <w:top w:w="60" w:type="dxa"/>
               <w:left w:w="120" w:type="dxa"/>
@@ -441,7 +439,6 @@
             <w:r>
               <w:rPr>
                 <w:b/>
-                <w:sz w:val="20"/>
               </w:rPr>
               <w:t>성명</w:t>
             </w:r>
@@ -450,7 +447,7 @@
         <w:tc>
           <w:tcPr>
             <w:tcW w:w="2488" w:type="dxa"/>
-            <w:shd w:val="clear" w:color="auto" w:fill="D9D9D9"/>
+            <w:shd w:val="clear" w:color="auto" w:fill="DEEAF1"/>
             <w:tcMar>
               <w:top w:w="60" w:type="dxa"/>
               <w:left w:w="120" w:type="dxa"/>
@@ -466,7 +463,6 @@
             <w:r>
               <w:rPr>
                 <w:b/>
-                <w:sz w:val="20"/>
               </w:rPr>
               <w:t>서명 / 일자</w:t>
             </w:r>
@@ -484,9 +480,6 @@
               <w:jc w:val="center"/>
             </w:pPr>
             <w:r>
-              <w:rPr>
-                <w:sz w:val="20"/>
-              </w:rPr>
               <w:t>작성</w:t>
             </w:r>
           </w:p>
@@ -539,9 +532,6 @@
               <w:jc w:val="center"/>
             </w:pPr>
             <w:r>
-              <w:rPr>
-                <w:sz w:val="20"/>
-              </w:rPr>
               <w:t>검토</w:t>
             </w:r>
           </w:p>
@@ -569,12 +559,6 @@
         <w:tc>
           <w:tcPr>
             <w:tcW w:w="2488" w:type="dxa"/>
-            <w:tcMar>
-              <w:top w:w="60" w:type="dxa"/>
-              <w:left w:w="120" w:type="dxa"/>
-              <w:bottom w:w="60" w:type="dxa"/>
-              <w:right w:w="120" w:type="dxa"/>
-            </w:tcMar>
           </w:tcPr>
           <w:p>
             <w:pPr>
@@ -594,9 +578,6 @@
               <w:jc w:val="center"/>
             </w:pPr>
             <w:r>
-              <w:rPr>
-                <w:sz w:val="20"/>
-              </w:rPr>
               <w:t>승인 (등인)</w:t>
             </w:r>
           </w:p>
@@ -624,12 +605,6 @@
         <w:tc>
           <w:tcPr>
             <w:tcW w:w="2488" w:type="dxa"/>
-            <w:tcMar>
-              <w:top w:w="60" w:type="dxa"/>
-              <w:left w:w="120" w:type="dxa"/>
-              <w:bottom w:w="60" w:type="dxa"/>
-              <w:right w:w="120" w:type="dxa"/>
-            </w:tcMar>
           </w:tcPr>
           <w:p>
             <w:pPr>
@@ -675,11 +650,11 @@
         <w:tblLook w:val="0020" w:firstRow="1" w:lastRow="0" w:firstColumn="0" w:lastColumn="0" w:noHBand="0" w:noVBand="0"/>
       </w:tblPr>
       <w:tblGrid>
-        <w:gridCol w:w="685"/>
-        <w:gridCol w:w="1393"/>
-        <w:gridCol w:w="4790"/>
-        <w:gridCol w:w="960"/>
-        <w:gridCol w:w="960"/>
+        <w:gridCol w:w="704"/>
+        <w:gridCol w:w="1396"/>
+        <w:gridCol w:w="4752"/>
+        <w:gridCol w:w="968"/>
+        <w:gridCol w:w="968"/>
       </w:tblGrid>
       <w:tr>
         <w:trPr>
@@ -1193,8 +1168,8 @@
         <w:tblLook w:val="0020" w:firstRow="1" w:lastRow="0" w:firstColumn="0" w:lastColumn="0" w:noHBand="0" w:noVBand="0"/>
       </w:tblPr>
       <w:tblGrid>
-        <w:gridCol w:w="2813"/>
-        <w:gridCol w:w="5975"/>
+        <w:gridCol w:w="2634"/>
+        <w:gridCol w:w="6154"/>
       </w:tblGrid>
       <w:tr>
         <w:trPr>
@@ -1203,7 +1178,7 @@
         </w:trPr>
         <w:tc>
           <w:tcPr>
-            <w:tcW w:w="2460" w:type="dxa"/>
+            <w:tcW w:w="1800" w:type="dxa"/>
             <w:shd w:val="clear" w:color="auto" w:fill="DEEAF1"/>
             <w:tcMar>
               <w:top w:w="60" w:type="dxa"/>
@@ -1223,7 +1198,7 @@
         </w:tc>
         <w:tc>
           <w:tcPr>
-            <w:tcW w:w="6328" w:type="dxa"/>
+            <w:tcW w:w="6988" w:type="dxa"/>
             <w:shd w:val="clear" w:color="auto" w:fill="DEEAF1"/>
             <w:tcMar>
               <w:top w:w="60" w:type="dxa"/>
@@ -1245,7 +1220,7 @@
       <w:tr>
         <w:tc>
           <w:tcPr>
-            <w:tcW w:w="2460" w:type="dxa"/>
+            <w:tcW w:w="2970" w:type="dxa"/>
           </w:tcPr>
           <w:p>
             <w:pPr>
@@ -1258,7 +1233,7 @@
         </w:tc>
         <w:tc>
           <w:tcPr>
-            <w:tcW w:w="6328" w:type="dxa"/>
+            <w:tcW w:w="6988" w:type="dxa"/>
             <w:tcMar>
               <w:top w:w="60" w:type="dxa"/>
               <w:left w:w="120" w:type="dxa"/>
@@ -1298,7 +1273,7 @@
         </w:tc>
         <w:tc>
           <w:tcPr>
-            <w:tcW w:w="6328" w:type="dxa"/>
+            <w:tcW w:w="6988" w:type="dxa"/>
             <w:tcMar>
               <w:top w:w="60" w:type="dxa"/>
               <w:left w:w="120" w:type="dxa"/>
@@ -1326,12 +1301,6 @@
         <w:tc>
           <w:tcPr>
             <w:tcW w:w="2970" w:type="dxa"/>
-            <w:tcMar>
-              <w:top w:w="60" w:type="dxa"/>
-              <w:left w:w="120" w:type="dxa"/>
-              <w:bottom w:w="60" w:type="dxa"/>
-              <w:right w:w="120" w:type="dxa"/>
-            </w:tcMar>
           </w:tcPr>
           <w:p>
             <w:pPr>
@@ -1410,8 +1379,8 @@
         <w:tblLook w:val="0020" w:firstRow="1" w:lastRow="0" w:firstColumn="0" w:lastColumn="0" w:noHBand="0" w:noVBand="0"/>
       </w:tblPr>
       <w:tblGrid>
-        <w:gridCol w:w="3864"/>
-        <w:gridCol w:w="4924"/>
+        <w:gridCol w:w="3809"/>
+        <w:gridCol w:w="4979"/>
       </w:tblGrid>
       <w:tr>
         <w:trPr>
@@ -1420,7 +1389,7 @@
         </w:trPr>
         <w:tc>
           <w:tcPr>
-            <w:tcW w:w="2460" w:type="dxa"/>
+            <w:tcW w:w="2293" w:type="dxa"/>
             <w:shd w:val="clear" w:color="auto" w:fill="DEEAF1"/>
             <w:tcMar>
               <w:top w:w="60" w:type="dxa"/>
@@ -1440,7 +1409,7 @@
         </w:tc>
         <w:tc>
           <w:tcPr>
-            <w:tcW w:w="6328" w:type="dxa"/>
+            <w:tcW w:w="6495" w:type="dxa"/>
             <w:shd w:val="clear" w:color="auto" w:fill="DEEAF1"/>
             <w:tcMar>
               <w:top w:w="60" w:type="dxa"/>
@@ -1462,7 +1431,7 @@
       <w:tr>
         <w:tc>
           <w:tcPr>
-            <w:tcW w:w="2460" w:type="dxa"/>
+            <w:tcW w:w="4950" w:type="dxa"/>
           </w:tcPr>
           <w:p>
             <w:pPr>
@@ -1475,7 +1444,7 @@
         </w:tc>
         <w:tc>
           <w:tcPr>
-            <w:tcW w:w="6328" w:type="dxa"/>
+            <w:tcW w:w="6495" w:type="dxa"/>
             <w:tcMar>
               <w:top w:w="60" w:type="dxa"/>
               <w:left w:w="120" w:type="dxa"/>
@@ -1515,26 +1484,60 @@
         </w:tc>
         <w:tc>
           <w:tcPr>
+            <w:tcW w:w="6495" w:type="dxa"/>
+            <w:tcMar>
+              <w:top w:w="60" w:type="dxa"/>
+              <w:left w:w="120" w:type="dxa"/>
+              <w:bottom w:w="60" w:type="dxa"/>
+              <w:right w:w="120" w:type="dxa"/>
+            </w:tcMar>
+          </w:tcPr>
+          <w:p>
+            <w:pPr>
+              <w:pStyle w:val="Compact"/>
+              <w:rPr>
+                <w:lang w:eastAsia="ko-KR"/>
+              </w:rPr>
+            </w:pPr>
+            <w:r>
+              <w:rPr>
+                <w:lang w:eastAsia="ko-KR"/>
+              </w:rPr>
+              <w:t>품질경영시스템 요구사항 (4.1, 4.2항)</w:t>
+            </w:r>
+          </w:p>
+        </w:tc>
+      </w:tr>
+      <w:tr>
+        <w:tc>
+          <w:tcPr>
+            <w:tcW w:w="4950" w:type="dxa"/>
+          </w:tcPr>
+          <w:p>
+            <w:pPr>
+              <w:pStyle w:val="Compact"/>
+            </w:pPr>
+            <w:r>
+              <w:t>QM-001</w:t>
+            </w:r>
+          </w:p>
+        </w:tc>
+        <w:tc>
+          <w:tcPr>
             <w:tcW w:w="2970" w:type="dxa"/>
-            <w:tcMar>
-              <w:top w:w="60" w:type="dxa"/>
-              <w:left w:w="120" w:type="dxa"/>
-              <w:bottom w:w="60" w:type="dxa"/>
-              <w:right w:w="120" w:type="dxa"/>
-            </w:tcMar>
-          </w:tcPr>
-          <w:p>
-            <w:pPr>
-              <w:pStyle w:val="Compact"/>
-              <w:rPr>
-                <w:lang w:eastAsia="ko-KR"/>
-              </w:rPr>
-            </w:pPr>
-            <w:r>
-              <w:rPr>
-                <w:lang w:eastAsia="ko-KR"/>
-              </w:rPr>
-              <w:t>품질경영시스템 요구사항 (4.1, 4.2항)</w:t>
+          </w:tcPr>
+          <w:p>
+            <w:pPr>
+              <w:pStyle w:val="Compact"/>
+              <w:rPr>
+                <w:lang w:eastAsia="ko-KR"/>
+              </w:rPr>
+            </w:pPr>
+            <w:r>
+              <w:rPr>
+                <w:lang w:eastAsia="ko-KR"/>
+              </w:rPr>
+              <w:t>품질매뉴얼 §4.1 조직과 그 상황의 이해, §4.2 이해관계자의 니즈와 기대 이해</w:t>
             </w:r>
           </w:p>
         </w:tc>
@@ -1549,107 +1552,53 @@
               <w:pStyle w:val="Compact"/>
             </w:pPr>
             <w:r>
-              <w:t>QM-001</w:t>
-            </w:r>
-          </w:p>
-        </w:tc>
-        <w:tc>
-          <w:tcPr>
-            <w:tcW w:w="6328" w:type="dxa"/>
-          </w:tcPr>
-          <w:p>
-            <w:pPr>
-              <w:pStyle w:val="Compact"/>
-              <w:rPr>
-                <w:lang w:eastAsia="ko-KR"/>
-              </w:rPr>
-            </w:pPr>
-            <w:r>
-              <w:rPr>
-                <w:lang w:eastAsia="ko-KR"/>
-              </w:rPr>
-              <w:t xml:space="preserve">품질매뉴얼 §4.1 조직과 그 상황의 이해, </w:t>
-            </w:r>
-            <w:r>
-              <w:rPr>
-                <w:lang w:eastAsia="ko-KR"/>
-              </w:rPr>
-              <w:lastRenderedPageBreak/>
-              <w:t>§4.2 이해관계자의 니즈와 기대 이해</w:t>
-            </w:r>
-          </w:p>
-        </w:tc>
-      </w:tr>
-      <w:tr>
-        <w:tc>
-          <w:tcPr>
-            <w:tcW w:w="2460" w:type="dxa"/>
-            <w:tcMar>
-              <w:top w:w="60" w:type="dxa"/>
-              <w:left w:w="120" w:type="dxa"/>
-              <w:bottom w:w="60" w:type="dxa"/>
-              <w:right w:w="120" w:type="dxa"/>
-            </w:tcMar>
-          </w:tcPr>
-          <w:p>
-            <w:pPr>
-              <w:pStyle w:val="Compact"/>
-            </w:pPr>
-            <w:r>
-              <w:lastRenderedPageBreak/>
               <w:t>QP-402</w:t>
             </w:r>
           </w:p>
         </w:tc>
         <w:tc>
           <w:tcPr>
+            <w:tcW w:w="6495" w:type="dxa"/>
+            <w:tcMar>
+              <w:top w:w="60" w:type="dxa"/>
+              <w:left w:w="120" w:type="dxa"/>
+              <w:bottom w:w="60" w:type="dxa"/>
+              <w:right w:w="120" w:type="dxa"/>
+            </w:tcMar>
+          </w:tcPr>
+          <w:p>
+            <w:pPr>
+              <w:pStyle w:val="Compact"/>
+              <w:rPr>
+                <w:lang w:eastAsia="ko-KR"/>
+              </w:rPr>
+            </w:pPr>
+            <w:r>
+              <w:rPr>
+                <w:lang w:eastAsia="ko-KR"/>
+              </w:rPr>
+              <w:t>QMS 범위 결정 절차서</w:t>
+            </w:r>
+          </w:p>
+        </w:tc>
+      </w:tr>
+      <w:tr>
+        <w:tc>
+          <w:tcPr>
+            <w:tcW w:w="4950" w:type="dxa"/>
+          </w:tcPr>
+          <w:p>
+            <w:pPr>
+              <w:pStyle w:val="Compact"/>
+            </w:pPr>
+            <w:r>
+              <w:t>QP-601</w:t>
+            </w:r>
+          </w:p>
+        </w:tc>
+        <w:tc>
+          <w:tcPr>
             <w:tcW w:w="2970" w:type="dxa"/>
-          </w:tcPr>
-          <w:p>
-            <w:pPr>
-              <w:pStyle w:val="Compact"/>
-              <w:rPr>
-                <w:lang w:eastAsia="ko-KR"/>
-              </w:rPr>
-            </w:pPr>
-            <w:r>
-              <w:rPr>
-                <w:lang w:eastAsia="ko-KR"/>
-              </w:rPr>
-              <w:t>QMS 범위 결정 절차서</w:t>
-            </w:r>
-          </w:p>
-        </w:tc>
-      </w:tr>
-      <w:tr>
-        <w:tc>
-          <w:tcPr>
-            <w:tcW w:w="4950" w:type="dxa"/>
-            <w:tcMar>
-              <w:top w:w="60" w:type="dxa"/>
-              <w:left w:w="120" w:type="dxa"/>
-              <w:bottom w:w="60" w:type="dxa"/>
-              <w:right w:w="120" w:type="dxa"/>
-            </w:tcMar>
-          </w:tcPr>
-          <w:p>
-            <w:pPr>
-              <w:pStyle w:val="Compact"/>
-            </w:pPr>
-            <w:r>
-              <w:t>QP-601</w:t>
-            </w:r>
-          </w:p>
-        </w:tc>
-        <w:tc>
-          <w:tcPr>
-            <w:tcW w:w="2970" w:type="dxa"/>
-            <w:tcMar>
-              <w:top w:w="60" w:type="dxa"/>
-              <w:left w:w="120" w:type="dxa"/>
-              <w:bottom w:w="60" w:type="dxa"/>
-              <w:right w:w="120" w:type="dxa"/>
-            </w:tcMar>
           </w:tcPr>
           <w:p>
             <w:pPr>
@@ -1709,8 +1658,8 @@
         <w:tblLook w:val="0020" w:firstRow="1" w:lastRow="0" w:firstColumn="0" w:lastColumn="0" w:noHBand="0" w:noVBand="0"/>
       </w:tblPr>
       <w:tblGrid>
-        <w:gridCol w:w="3392"/>
-        <w:gridCol w:w="5396"/>
+        <w:gridCol w:w="3575"/>
+        <w:gridCol w:w="5213"/>
       </w:tblGrid>
       <w:tr>
         <w:trPr>
@@ -1719,7 +1668,7 @@
         </w:trPr>
         <w:tc>
           <w:tcPr>
-            <w:tcW w:w="2460" w:type="dxa"/>
+            <w:tcW w:w="3000" w:type="dxa"/>
             <w:shd w:val="clear" w:color="auto" w:fill="DEEAF1"/>
             <w:tcMar>
               <w:top w:w="60" w:type="dxa"/>
@@ -1739,7 +1688,7 @@
         </w:tc>
         <w:tc>
           <w:tcPr>
-            <w:tcW w:w="6328" w:type="dxa"/>
+            <w:tcW w:w="5788" w:type="dxa"/>
             <w:shd w:val="clear" w:color="auto" w:fill="DEEAF1"/>
             <w:tcMar>
               <w:top w:w="60" w:type="dxa"/>
@@ -1761,46 +1710,6 @@
       <w:tr>
         <w:tc>
           <w:tcPr>
-            <w:tcW w:w="2460" w:type="dxa"/>
-          </w:tcPr>
-          <w:p>
-            <w:pPr>
-              <w:pStyle w:val="Compact"/>
-            </w:pPr>
-            <w:r>
-              <w:t>조직 상황 (Context of the Organization)</w:t>
-            </w:r>
-          </w:p>
-        </w:tc>
-        <w:tc>
-          <w:tcPr>
-            <w:tcW w:w="6328" w:type="dxa"/>
-            <w:tcMar>
-              <w:top w:w="60" w:type="dxa"/>
-              <w:left w:w="120" w:type="dxa"/>
-              <w:bottom w:w="60" w:type="dxa"/>
-              <w:right w:w="120" w:type="dxa"/>
-            </w:tcMar>
-          </w:tcPr>
-          <w:p>
-            <w:pPr>
-              <w:pStyle w:val="Compact"/>
-              <w:rPr>
-                <w:lang w:eastAsia="ko-KR"/>
-              </w:rPr>
-            </w:pPr>
-            <w:r>
-              <w:rPr>
-                <w:lang w:eastAsia="ko-KR"/>
-              </w:rPr>
-              <w:t>조직의 목적과 전략적 방향에 영향을 미치며, QMS의 의도된 결과 달성 능력에 영향을 미치는 외부/내부 이슈의 조합</w:t>
-            </w:r>
-          </w:p>
-        </w:tc>
-      </w:tr>
-      <w:tr>
-        <w:tc>
-          <w:tcPr>
             <w:tcW w:w="3960" w:type="dxa"/>
           </w:tcPr>
           <w:p>
@@ -1808,37 +1717,103 @@
               <w:pStyle w:val="Compact"/>
             </w:pPr>
             <w:r>
+              <w:t xml:space="preserve">조직 상황 (Context of the </w:t>
+            </w:r>
+            <w:r>
+              <w:lastRenderedPageBreak/>
+              <w:t>Organization)</w:t>
+            </w:r>
+          </w:p>
+        </w:tc>
+        <w:tc>
+          <w:tcPr>
+            <w:tcW w:w="5788" w:type="dxa"/>
+            <w:tcMar>
+              <w:top w:w="60" w:type="dxa"/>
+              <w:left w:w="120" w:type="dxa"/>
+              <w:bottom w:w="60" w:type="dxa"/>
+              <w:right w:w="120" w:type="dxa"/>
+            </w:tcMar>
+          </w:tcPr>
+          <w:p>
+            <w:pPr>
+              <w:pStyle w:val="Compact"/>
+              <w:rPr>
+                <w:lang w:eastAsia="ko-KR"/>
+              </w:rPr>
+            </w:pPr>
+            <w:r>
+              <w:rPr>
+                <w:lang w:eastAsia="ko-KR"/>
+              </w:rPr>
+              <w:lastRenderedPageBreak/>
+              <w:t xml:space="preserve">조직의 목적과 전략적 방향에 영향을 미치며, QMS의 </w:t>
+            </w:r>
+            <w:r>
+              <w:rPr>
+                <w:lang w:eastAsia="ko-KR"/>
+              </w:rPr>
+              <w:lastRenderedPageBreak/>
+              <w:t>의도된 결과 달성 능력에 영향을 미치는 외부/내부 이슈의 조합</w:t>
+            </w:r>
+          </w:p>
+        </w:tc>
+      </w:tr>
+      <w:tr>
+        <w:tc>
+          <w:tcPr>
+            <w:tcW w:w="3960" w:type="dxa"/>
+          </w:tcPr>
+          <w:p>
+            <w:pPr>
+              <w:pStyle w:val="Compact"/>
+            </w:pPr>
+            <w:r>
+              <w:lastRenderedPageBreak/>
               <w:t>외부 이슈 (External Issue)</w:t>
             </w:r>
           </w:p>
         </w:tc>
         <w:tc>
           <w:tcPr>
+            <w:tcW w:w="5788" w:type="dxa"/>
+            <w:tcMar>
+              <w:top w:w="60" w:type="dxa"/>
+              <w:left w:w="120" w:type="dxa"/>
+              <w:bottom w:w="60" w:type="dxa"/>
+              <w:right w:w="120" w:type="dxa"/>
+            </w:tcMar>
+          </w:tcPr>
+          <w:p>
+            <w:pPr>
+              <w:pStyle w:val="Compact"/>
+              <w:rPr>
+                <w:lang w:eastAsia="ko-KR"/>
+              </w:rPr>
+            </w:pPr>
+            <w:r>
+              <w:rPr>
+                <w:lang w:eastAsia="ko-KR"/>
+              </w:rPr>
+              <w:t>조직 외부 환경에서 발생하는 요인 (법규, 시장, 기술, 경쟁, 사회적 환경 등)</w:t>
+            </w:r>
+          </w:p>
+        </w:tc>
+      </w:tr>
+      <w:tr>
+        <w:tc>
+          <w:tcPr>
             <w:tcW w:w="3960" w:type="dxa"/>
-            <w:tcMar>
-              <w:top w:w="60" w:type="dxa"/>
-              <w:left w:w="120" w:type="dxa"/>
-              <w:bottom w:w="60" w:type="dxa"/>
-              <w:right w:w="120" w:type="dxa"/>
-            </w:tcMar>
-          </w:tcPr>
-          <w:p>
-            <w:pPr>
-              <w:pStyle w:val="Compact"/>
-              <w:rPr>
-                <w:lang w:eastAsia="ko-KR"/>
-              </w:rPr>
-            </w:pPr>
-            <w:r>
-              <w:rPr>
-                <w:lang w:eastAsia="ko-KR"/>
-              </w:rPr>
-              <w:t>조직 외부 환경에서 발생하는 요인 (법규, 시장, 기술, 경쟁, 사회적 환경 등)</w:t>
-            </w:r>
-          </w:p>
-        </w:tc>
-      </w:tr>
-      <w:tr>
+          </w:tcPr>
+          <w:p>
+            <w:pPr>
+              <w:pStyle w:val="Compact"/>
+            </w:pPr>
+            <w:r>
+              <w:t>내부 이슈 (Internal Issue)</w:t>
+            </w:r>
+          </w:p>
+        </w:tc>
         <w:tc>
           <w:tcPr>
             <w:tcW w:w="3960" w:type="dxa"/>
@@ -1846,19 +1821,6 @@
           <w:p>
             <w:pPr>
               <w:pStyle w:val="Compact"/>
-            </w:pPr>
-            <w:r>
-              <w:t>내부 이슈 (Internal Issue)</w:t>
-            </w:r>
-          </w:p>
-        </w:tc>
-        <w:tc>
-          <w:tcPr>
-            <w:tcW w:w="6328" w:type="dxa"/>
-          </w:tcPr>
-          <w:p>
-            <w:pPr>
-              <w:pStyle w:val="Compact"/>
               <w:rPr>
                 <w:lang w:eastAsia="ko-KR"/>
               </w:rPr>
@@ -1875,13 +1837,7 @@
       <w:tr>
         <w:tc>
           <w:tcPr>
-            <w:tcW w:w="2460" w:type="dxa"/>
-            <w:tcMar>
-              <w:top w:w="60" w:type="dxa"/>
-              <w:left w:w="120" w:type="dxa"/>
-              <w:bottom w:w="60" w:type="dxa"/>
-              <w:right w:w="120" w:type="dxa"/>
-            </w:tcMar>
+            <w:tcW w:w="3960" w:type="dxa"/>
           </w:tcPr>
           <w:p>
             <w:pPr>
@@ -1894,25 +1850,44 @@
         </w:tc>
         <w:tc>
           <w:tcPr>
+            <w:tcW w:w="5788" w:type="dxa"/>
+            <w:tcMar>
+              <w:top w:w="60" w:type="dxa"/>
+              <w:left w:w="120" w:type="dxa"/>
+              <w:bottom w:w="60" w:type="dxa"/>
+              <w:right w:w="120" w:type="dxa"/>
+            </w:tcMar>
+          </w:tcPr>
+          <w:p>
+            <w:pPr>
+              <w:pStyle w:val="Compact"/>
+              <w:rPr>
+                <w:lang w:eastAsia="ko-KR"/>
+              </w:rPr>
+            </w:pPr>
+            <w:r>
+              <w:rPr>
+                <w:lang w:eastAsia="ko-KR"/>
+              </w:rPr>
+              <w:t>조직의 결정이나 활동에 영향을 미치거나, 영향을 받거나, 영향을 받는다고 인식하는 개인 또는 조직</w:t>
+            </w:r>
+          </w:p>
+        </w:tc>
+      </w:tr>
+      <w:tr>
+        <w:tc>
+          <w:tcPr>
             <w:tcW w:w="3960" w:type="dxa"/>
           </w:tcPr>
           <w:p>
             <w:pPr>
               <w:pStyle w:val="Compact"/>
-              <w:rPr>
-                <w:lang w:eastAsia="ko-KR"/>
-              </w:rPr>
-            </w:pPr>
-            <w:r>
-              <w:rPr>
-                <w:lang w:eastAsia="ko-KR"/>
-              </w:rPr>
-              <w:t>조직의 결정이나 활동에 영향을 미치거나, 영향을 받거나, 영향을 받는다고 인식하는 개인 또는 조직</w:t>
-            </w:r>
-          </w:p>
-        </w:tc>
-      </w:tr>
-      <w:tr>
+            </w:pPr>
+            <w:r>
+              <w:t>PESTLE 분석</w:t>
+            </w:r>
+          </w:p>
+        </w:tc>
         <w:tc>
           <w:tcPr>
             <w:tcW w:w="3960" w:type="dxa"/>
@@ -1922,10 +1897,12 @@
               <w:pStyle w:val="Compact"/>
             </w:pPr>
             <w:r>
-              <w:t>PESTLE 분석</w:t>
-            </w:r>
-          </w:p>
-        </w:tc>
+              <w:t>정치(Political), 경제(Economic), 사회(Social), 기술(Technological), 법적(Legal), 환경(Environmental) 외부 요인 분석 프레임워크</w:t>
+            </w:r>
+          </w:p>
+        </w:tc>
+      </w:tr>
+      <w:tr>
         <w:tc>
           <w:tcPr>
             <w:tcW w:w="3960" w:type="dxa"/>
@@ -1935,40 +1912,13 @@
               <w:pStyle w:val="Compact"/>
             </w:pPr>
             <w:r>
-              <w:t>정치(Political), 경제(Economic), 사회(Social), 기술(Technological), 법적(Legal), 환경(Environmental) 외부 요인 분석 프레임워크</w:t>
-            </w:r>
-          </w:p>
-        </w:tc>
-      </w:tr>
-      <w:tr>
+              <w:t>SWOT 분석</w:t>
+            </w:r>
+          </w:p>
+        </w:tc>
         <w:tc>
           <w:tcPr>
             <w:tcW w:w="3960" w:type="dxa"/>
-            <w:tcMar>
-              <w:top w:w="60" w:type="dxa"/>
-              <w:left w:w="120" w:type="dxa"/>
-              <w:bottom w:w="60" w:type="dxa"/>
-              <w:right w:w="120" w:type="dxa"/>
-            </w:tcMar>
-          </w:tcPr>
-          <w:p>
-            <w:pPr>
-              <w:pStyle w:val="Compact"/>
-            </w:pPr>
-            <w:r>
-              <w:t>SWOT 분석</w:t>
-            </w:r>
-          </w:p>
-        </w:tc>
-        <w:tc>
-          <w:tcPr>
-            <w:tcW w:w="3960" w:type="dxa"/>
-            <w:tcMar>
-              <w:top w:w="60" w:type="dxa"/>
-              <w:left w:w="120" w:type="dxa"/>
-              <w:bottom w:w="60" w:type="dxa"/>
-              <w:right w:w="120" w:type="dxa"/>
-            </w:tcMar>
           </w:tcPr>
           <w:p>
             <w:pPr>
@@ -2016,8 +1966,8 @@
         <w:tblLook w:val="0020" w:firstRow="1" w:lastRow="0" w:firstColumn="0" w:lastColumn="0" w:noHBand="0" w:noVBand="0"/>
       </w:tblPr>
       <w:tblGrid>
-        <w:gridCol w:w="3392"/>
-        <w:gridCol w:w="5396"/>
+        <w:gridCol w:w="3435"/>
+        <w:gridCol w:w="5353"/>
       </w:tblGrid>
       <w:tr>
         <w:trPr>
@@ -2026,7 +1976,7 @@
         </w:trPr>
         <w:tc>
           <w:tcPr>
-            <w:tcW w:w="2460" w:type="dxa"/>
+            <w:tcW w:w="2592" w:type="dxa"/>
             <w:shd w:val="clear" w:color="auto" w:fill="DEEAF1"/>
             <w:tcMar>
               <w:top w:w="60" w:type="dxa"/>
@@ -2046,7 +1996,7 @@
         </w:tc>
         <w:tc>
           <w:tcPr>
-            <w:tcW w:w="6328" w:type="dxa"/>
+            <w:tcW w:w="6196" w:type="dxa"/>
             <w:shd w:val="clear" w:color="auto" w:fill="DEEAF1"/>
             <w:tcMar>
               <w:top w:w="60" w:type="dxa"/>
@@ -2068,7 +2018,7 @@
       <w:tr>
         <w:tc>
           <w:tcPr>
-            <w:tcW w:w="2460" w:type="dxa"/>
+            <w:tcW w:w="3960" w:type="dxa"/>
           </w:tcPr>
           <w:p>
             <w:pPr>
@@ -2079,14 +2029,13 @@
                 <w:b/>
                 <w:bCs/>
               </w:rPr>
-              <w:lastRenderedPageBreak/>
               <w:t>대표이사</w:t>
             </w:r>
           </w:p>
         </w:tc>
         <w:tc>
           <w:tcPr>
-            <w:tcW w:w="6328" w:type="dxa"/>
+            <w:tcW w:w="6196" w:type="dxa"/>
             <w:tcMar>
               <w:top w:w="60" w:type="dxa"/>
               <w:left w:w="120" w:type="dxa"/>
@@ -2130,7 +2079,7 @@
         </w:tc>
         <w:tc>
           <w:tcPr>
-            <w:tcW w:w="3960" w:type="dxa"/>
+            <w:tcW w:w="6196" w:type="dxa"/>
             <w:tcMar>
               <w:top w:w="60" w:type="dxa"/>
               <w:left w:w="120" w:type="dxa"/>
@@ -2174,7 +2123,7 @@
         </w:tc>
         <w:tc>
           <w:tcPr>
-            <w:tcW w:w="6328" w:type="dxa"/>
+            <w:tcW w:w="3960" w:type="dxa"/>
           </w:tcPr>
           <w:p>
             <w:pPr>
@@ -2195,13 +2144,7 @@
       <w:tr>
         <w:tc>
           <w:tcPr>
-            <w:tcW w:w="2460" w:type="dxa"/>
-            <w:tcMar>
-              <w:top w:w="60" w:type="dxa"/>
-              <w:left w:w="120" w:type="dxa"/>
-              <w:bottom w:w="60" w:type="dxa"/>
-              <w:right w:w="120" w:type="dxa"/>
-            </w:tcMar>
+            <w:tcW w:w="3960" w:type="dxa"/>
           </w:tcPr>
           <w:p>
             <w:pPr>
@@ -2218,26 +2161,40 @@
         </w:tc>
         <w:tc>
           <w:tcPr>
-            <w:tcW w:w="3960" w:type="dxa"/>
-            <w:tcMar>
-              <w:top w:w="60" w:type="dxa"/>
-              <w:left w:w="120" w:type="dxa"/>
-              <w:bottom w:w="60" w:type="dxa"/>
-              <w:right w:w="120" w:type="dxa"/>
-            </w:tcMar>
-          </w:tcPr>
-          <w:p>
-            <w:pPr>
-              <w:pStyle w:val="Compact"/>
-              <w:rPr>
-                <w:lang w:eastAsia="ko-KR"/>
-              </w:rPr>
-            </w:pPr>
-            <w:r>
-              <w:rPr>
-                <w:lang w:eastAsia="ko-KR"/>
-              </w:rPr>
-              <w:t>분석 자료 수집 및 문서화; 이해관계자 등록부 유지; 모니터링 결과 기록</w:t>
+            <w:tcW w:w="6196" w:type="dxa"/>
+            <w:tcMar>
+              <w:top w:w="60" w:type="dxa"/>
+              <w:left w:w="120" w:type="dxa"/>
+              <w:bottom w:w="60" w:type="dxa"/>
+              <w:right w:w="120" w:type="dxa"/>
+            </w:tcMar>
+          </w:tcPr>
+          <w:p>
+            <w:pPr>
+              <w:pStyle w:val="Compact"/>
+              <w:rPr>
+                <w:lang w:eastAsia="ko-KR"/>
+              </w:rPr>
+            </w:pPr>
+            <w:r>
+              <w:rPr>
+                <w:lang w:eastAsia="ko-KR"/>
+              </w:rPr>
+              <w:t xml:space="preserve">분석 자료 수집 및 문서화; 이해관계자 </w:t>
+            </w:r>
+            <w:proofErr w:type="spellStart"/>
+            <w:r>
+              <w:rPr>
+                <w:lang w:eastAsia="ko-KR"/>
+              </w:rPr>
+              <w:t>등록부</w:t>
+            </w:r>
+            <w:proofErr w:type="spellEnd"/>
+            <w:r>
+              <w:rPr>
+                <w:lang w:eastAsia="ko-KR"/>
+              </w:rPr>
+              <w:t xml:space="preserve"> 유지; 모니터링 결과 기록</w:t>
             </w:r>
           </w:p>
         </w:tc>
@@ -2389,6 +2346,7 @@
               <w:pStyle w:val="Compact"/>
             </w:pPr>
             <w:r>
+              <w:lastRenderedPageBreak/>
               <w:t>영역</w:t>
             </w:r>
           </w:p>
@@ -2688,7 +2646,6 @@
                 <w:b/>
                 <w:bCs/>
               </w:rPr>
-              <w:lastRenderedPageBreak/>
               <w:t>법적 (Legal)</w:t>
             </w:r>
           </w:p>
@@ -3022,7 +2979,21 @@
               <w:rPr>
                 <w:lang w:eastAsia="ko-KR"/>
               </w:rPr>
-              <w:t>항공우주 전문인력 부족 (AS9100D 전환 교육 필요), 기존 ISO/IATF 심사원 자격 보유, 채용·교육 완료율 ≥90% 목표</w:t>
+              <w:t xml:space="preserve">항공우주 전문인력 부족 (AS9100D 전환 교육 필요), 기존 ISO/IATF 심사원 자격 보유, 채용·교육 </w:t>
+            </w:r>
+            <w:proofErr w:type="spellStart"/>
+            <w:r>
+              <w:rPr>
+                <w:lang w:eastAsia="ko-KR"/>
+              </w:rPr>
+              <w:t>완료율</w:t>
+            </w:r>
+            <w:proofErr w:type="spellEnd"/>
+            <w:r>
+              <w:rPr>
+                <w:lang w:eastAsia="ko-KR"/>
+              </w:rPr>
+              <w:t xml:space="preserve"> ≥90% 목표</w:t>
             </w:r>
           </w:p>
         </w:tc>
@@ -3193,14 +3164,14 @@
               <w:rPr>
                 <w:lang w:eastAsia="ko-KR"/>
               </w:rPr>
-              <w:t xml:space="preserve">ISO 9001/IATF 16949 기반 프로세스 운영 중 → AS9100D 전환 필요 (특히 </w:t>
+              <w:t xml:space="preserve">ISO 9001/IATF 16949 기반 </w:t>
             </w:r>
             <w:r>
               <w:rPr>
                 <w:lang w:eastAsia="ko-KR"/>
               </w:rPr>
               <w:lastRenderedPageBreak/>
-              <w:t>8.1.2~8.1.5, 8.5.1.2 항공우주 고유 조항)</w:t>
+              <w:t>프로세스 운영 중 → AS9100D 전환 필요 (특히 8.1.2~8.1.5, 8.5.1.2 항공우주 고유 조항)</w:t>
             </w:r>
           </w:p>
         </w:tc>
@@ -3517,7 +3488,21 @@
               <w:rPr>
                 <w:lang w:eastAsia="ko-KR"/>
               </w:rPr>
-              <w:t>: ① 인력 이직률이 높고 장기 근속 부족 ② 인력 부족으로 업무 과부하 빈발 ③ 언어·문화 차이 (한국 경영진 ↔ 베트남 직원) ④ 항공우주 전문인력 미보유, AS9100D 전환 교육 필요</w:t>
+              <w:t xml:space="preserve">: ① 인력 이직률이 높고 장기 근속 부족 ② 인력 부족으로 업무 과부하 빈발 ③ 언어·문화 차이 (한국 경영진 ↔ 베트남 직원) ④ 항공우주 전문인력 </w:t>
+            </w:r>
+            <w:proofErr w:type="spellStart"/>
+            <w:r>
+              <w:rPr>
+                <w:lang w:eastAsia="ko-KR"/>
+              </w:rPr>
+              <w:t>미보유</w:t>
+            </w:r>
+            <w:proofErr w:type="spellEnd"/>
+            <w:r>
+              <w:rPr>
+                <w:lang w:eastAsia="ko-KR"/>
+              </w:rPr>
+              <w:t>, AS9100D 전환 교육 필요</w:t>
             </w:r>
           </w:p>
         </w:tc>
@@ -3563,14 +3548,7 @@
               <w:rPr>
                 <w:lang w:eastAsia="ko-KR"/>
               </w:rPr>
-              <w:t xml:space="preserve">: ① 사회적 생활수준 향상 및 경제 성장으로 시장 잠재력 확대 ② 안정적 정치·사회적 환경 및 정부의 기업 지원 ③ 국제 경제 통합 심화 ④ 평균 연령 낮은 역동적 노동력 ⑤ 항공우주 시장 성장 </w:t>
-            </w:r>
-            <w:r>
-              <w:rPr>
-                <w:lang w:eastAsia="ko-KR"/>
-              </w:rPr>
-              <w:lastRenderedPageBreak/>
-              <w:t>및 글로벌 공급망 다변화 기회</w:t>
+              <w:t>: ① 사회적 생활수준 향상 및 경제 성장으로 시장 잠재력 확대 ② 안정적 정치·사회적 환경 및 정부의 기업 지원 ③ 국제 경제 통합 심화 ④ 평균 연령 낮은 역동적 노동력 ⑤ 항공우주 시장 성장 및 글로벌 공급망 다변화 기회</w:t>
             </w:r>
           </w:p>
         </w:tc>
@@ -3597,7 +3575,6 @@
                 <w:bCs/>
                 <w:lang w:eastAsia="ko-KR"/>
               </w:rPr>
-              <w:lastRenderedPageBreak/>
               <w:t>위협(T)</w:t>
             </w:r>
             <w:r>
@@ -3850,7 +3827,14 @@
               <w:rPr>
                 <w:lang w:eastAsia="ko-KR"/>
               </w:rPr>
-              <w:t>법규 변경, 고객 요구 변화 등 즉시 반영</w:t>
+              <w:t xml:space="preserve">법규 변경, 고객 </w:t>
+            </w:r>
+            <w:r>
+              <w:rPr>
+                <w:lang w:eastAsia="ko-KR"/>
+              </w:rPr>
+              <w:lastRenderedPageBreak/>
+              <w:t>요구 변화 등 즉시 반영</w:t>
             </w:r>
           </w:p>
         </w:tc>
@@ -3869,6 +3853,7 @@
               <w:pStyle w:val="Compact"/>
             </w:pPr>
             <w:r>
+              <w:lastRenderedPageBreak/>
               <w:t>각 부서장</w:t>
             </w:r>
           </w:p>
@@ -4318,7 +4303,6 @@
                 <w:b/>
                 <w:bCs/>
               </w:rPr>
-              <w:lastRenderedPageBreak/>
               <w:t>인증기관 (CB)</w:t>
             </w:r>
           </w:p>
@@ -4568,8 +4552,16 @@
               <w:rPr>
                 <w:lang w:eastAsia="ko-KR"/>
               </w:rPr>
-              <w:t>높은 노동생산성, 비용 절감, 절차·규정 준수, 제품 품질 및 회사 평판 관련 사고 미발생</w:t>
-            </w:r>
+              <w:t xml:space="preserve">높은 노동생산성, 비용 절감, 절차·규정 준수, 제품 품질 및 회사 평판 관련 사고 </w:t>
+            </w:r>
+            <w:proofErr w:type="spellStart"/>
+            <w:r>
+              <w:rPr>
+                <w:lang w:eastAsia="ko-KR"/>
+              </w:rPr>
+              <w:t>미발생</w:t>
+            </w:r>
+            <w:proofErr w:type="spellEnd"/>
           </w:p>
         </w:tc>
       </w:tr>
@@ -4587,6 +4579,7 @@
                 <w:b/>
                 <w:bCs/>
               </w:rPr>
+              <w:lastRenderedPageBreak/>
               <w:t>베트남 정부기관</w:t>
             </w:r>
           </w:p>
@@ -4615,11 +4608,33 @@
                 <w:lang w:eastAsia="ko-KR"/>
               </w:rPr>
             </w:pPr>
-            <w:r>
-              <w:rPr>
-                <w:lang w:eastAsia="ko-KR"/>
-              </w:rPr>
-              <w:t>투자법, 노동법, 환경법, 세법 준수, 사회적 기여, 지역 고용 창출</w:t>
+            <w:proofErr w:type="spellStart"/>
+            <w:r>
+              <w:rPr>
+                <w:lang w:eastAsia="ko-KR"/>
+              </w:rPr>
+              <w:t>투자법</w:t>
+            </w:r>
+            <w:proofErr w:type="spellEnd"/>
+            <w:r>
+              <w:rPr>
+                <w:lang w:eastAsia="ko-KR"/>
+              </w:rPr>
+              <w:t xml:space="preserve">, 노동법, </w:t>
+            </w:r>
+            <w:proofErr w:type="spellStart"/>
+            <w:r>
+              <w:rPr>
+                <w:lang w:eastAsia="ko-KR"/>
+              </w:rPr>
+              <w:t>환경법</w:t>
+            </w:r>
+            <w:proofErr w:type="spellEnd"/>
+            <w:r>
+              <w:rPr>
+                <w:lang w:eastAsia="ko-KR"/>
+              </w:rPr>
+              <w:t>, 세법 준수, 사회적 기여, 지역 고용 창출</w:t>
             </w:r>
           </w:p>
         </w:tc>
@@ -4734,256 +4749,905 @@
         <w:t>프로세스</w:t>
       </w:r>
     </w:p>
-    <w:p>
-      <w:pPr>
-        <w:pStyle w:val="SourceCode"/>
-        <w:rPr>
-          <w:lang w:eastAsia="ko-KR"/>
-        </w:rPr>
-      </w:pPr>
-      <w:r>
-        <w:rPr>
-          <w:rStyle w:val="VerbatimChar"/>
-          <w:lang w:eastAsia="ko-KR"/>
-        </w:rPr>
-        <w:t>① 이해관계자 식별</w:t>
-      </w:r>
-      <w:r>
-        <w:rPr>
-          <w:lang w:eastAsia="ko-KR"/>
-        </w:rPr>
-        <w:br/>
-      </w:r>
-      <w:r>
-        <w:rPr>
-          <w:rStyle w:val="VerbatimChar"/>
-          <w:lang w:eastAsia="ko-KR"/>
-        </w:rPr>
-        <w:t xml:space="preserve">    │</w:t>
-      </w:r>
-      <w:r>
-        <w:rPr>
-          <w:lang w:eastAsia="ko-KR"/>
-        </w:rPr>
-        <w:br/>
-      </w:r>
-      <w:r>
-        <w:rPr>
-          <w:rStyle w:val="VerbatimChar"/>
-          <w:lang w:eastAsia="ko-KR"/>
-        </w:rPr>
-        <w:t xml:space="preserve">    ▼</w:t>
-      </w:r>
-      <w:r>
-        <w:rPr>
-          <w:lang w:eastAsia="ko-KR"/>
-        </w:rPr>
-        <w:br/>
-      </w:r>
-      <w:r>
-        <w:rPr>
-          <w:rStyle w:val="VerbatimChar"/>
-          <w:lang w:eastAsia="ko-KR"/>
-        </w:rPr>
-        <w:t>② 요구사항 수집 ──→ 계약, 법규, 규격, 면담, 설문 등</w:t>
-      </w:r>
-      <w:r>
-        <w:rPr>
-          <w:lang w:eastAsia="ko-KR"/>
-        </w:rPr>
-        <w:br/>
-      </w:r>
-      <w:r>
-        <w:rPr>
-          <w:rStyle w:val="VerbatimChar"/>
-          <w:lang w:eastAsia="ko-KR"/>
-        </w:rPr>
-        <w:t xml:space="preserve">    │</w:t>
-      </w:r>
-      <w:r>
-        <w:rPr>
-          <w:lang w:eastAsia="ko-KR"/>
-        </w:rPr>
-        <w:br/>
-      </w:r>
-      <w:r>
-        <w:rPr>
-          <w:rStyle w:val="VerbatimChar"/>
-          <w:lang w:eastAsia="ko-KR"/>
-        </w:rPr>
-        <w:t xml:space="preserve">    ▼</w:t>
-      </w:r>
-      <w:r>
-        <w:rPr>
-          <w:lang w:eastAsia="ko-KR"/>
-        </w:rPr>
-        <w:br/>
-      </w:r>
-      <w:r>
-        <w:rPr>
-          <w:rStyle w:val="VerbatimChar"/>
-          <w:lang w:eastAsia="ko-KR"/>
-        </w:rPr>
-        <w:t>③ 관련성 평가 ──→ QMS에 대한 영향도/중요도 평가</w:t>
-      </w:r>
-      <w:r>
-        <w:rPr>
-          <w:lang w:eastAsia="ko-KR"/>
-        </w:rPr>
-        <w:br/>
-      </w:r>
-      <w:r>
-        <w:rPr>
-          <w:rStyle w:val="VerbatimChar"/>
-          <w:lang w:eastAsia="ko-KR"/>
-        </w:rPr>
-        <w:t xml:space="preserve">    │</w:t>
-      </w:r>
-      <w:r>
-        <w:rPr>
-          <w:lang w:eastAsia="ko-KR"/>
-        </w:rPr>
-        <w:br/>
-      </w:r>
-      <w:r>
-        <w:rPr>
-          <w:rStyle w:val="VerbatimChar"/>
-          <w:lang w:eastAsia="ko-KR"/>
-        </w:rPr>
-        <w:t xml:space="preserve">    ▼</w:t>
-      </w:r>
-      <w:r>
-        <w:rPr>
-          <w:lang w:eastAsia="ko-KR"/>
-        </w:rPr>
-        <w:br/>
-      </w:r>
-      <w:r>
-        <w:rPr>
-          <w:rStyle w:val="VerbatimChar"/>
-          <w:lang w:eastAsia="ko-KR"/>
-        </w:rPr>
-        <w:t>④ 이해관계자 등록부 기록 ──→ F-401-01</w:t>
-      </w:r>
-      <w:r>
-        <w:rPr>
-          <w:lang w:eastAsia="ko-KR"/>
-        </w:rPr>
-        <w:br/>
-      </w:r>
-      <w:r>
-        <w:rPr>
-          <w:rStyle w:val="VerbatimChar"/>
-          <w:lang w:eastAsia="ko-KR"/>
-        </w:rPr>
-        <w:t xml:space="preserve">    │</w:t>
-      </w:r>
-      <w:r>
-        <w:rPr>
-          <w:lang w:eastAsia="ko-KR"/>
-        </w:rPr>
-        <w:br/>
-      </w:r>
-      <w:r>
-        <w:rPr>
-          <w:rStyle w:val="VerbatimChar"/>
-          <w:lang w:eastAsia="ko-KR"/>
-        </w:rPr>
-        <w:lastRenderedPageBreak/>
-        <w:t xml:space="preserve">    ▼</w:t>
-      </w:r>
-      <w:r>
-        <w:rPr>
-          <w:lang w:eastAsia="ko-KR"/>
-        </w:rPr>
-        <w:br/>
-      </w:r>
-      <w:r>
-        <w:rPr>
-          <w:rStyle w:val="VerbatimChar"/>
-          <w:lang w:eastAsia="ko-KR"/>
-        </w:rPr>
-        <w:t>⑤ QMS 반영 ──→ 범위(QP-402), 리스크(QP-601), 프로세스(QP-403)에 반영</w:t>
-      </w:r>
-      <w:r>
-        <w:rPr>
-          <w:lang w:eastAsia="ko-KR"/>
-        </w:rPr>
-        <w:br/>
-      </w:r>
-      <w:r>
-        <w:rPr>
-          <w:rStyle w:val="VerbatimChar"/>
-          <w:lang w:eastAsia="ko-KR"/>
-        </w:rPr>
-        <w:t xml:space="preserve">    │</w:t>
-      </w:r>
-      <w:r>
-        <w:rPr>
-          <w:lang w:eastAsia="ko-KR"/>
-        </w:rPr>
-        <w:br/>
-      </w:r>
-      <w:r>
-        <w:rPr>
-          <w:rStyle w:val="VerbatimChar"/>
-          <w:lang w:eastAsia="ko-KR"/>
-        </w:rPr>
-        <w:t xml:space="preserve">    ▼</w:t>
-      </w:r>
-      <w:r>
-        <w:rPr>
-          <w:lang w:eastAsia="ko-KR"/>
-        </w:rPr>
-        <w:br/>
-      </w:r>
-      <w:r>
-        <w:rPr>
-          <w:rStyle w:val="VerbatimChar"/>
-          <w:lang w:eastAsia="ko-KR"/>
-        </w:rPr>
-        <w:t>⑥ 모니터링 ──→ 요구사항 변화 추적</w:t>
-      </w:r>
-      <w:r>
-        <w:rPr>
-          <w:lang w:eastAsia="ko-KR"/>
-        </w:rPr>
-        <w:br/>
-      </w:r>
-      <w:r>
-        <w:rPr>
-          <w:rStyle w:val="VerbatimChar"/>
-          <w:lang w:eastAsia="ko-KR"/>
-        </w:rPr>
-        <w:t xml:space="preserve">    │</w:t>
-      </w:r>
-      <w:r>
-        <w:rPr>
-          <w:lang w:eastAsia="ko-KR"/>
-        </w:rPr>
-        <w:br/>
-      </w:r>
-      <w:r>
-        <w:rPr>
-          <w:rStyle w:val="VerbatimChar"/>
-          <w:lang w:eastAsia="ko-KR"/>
-        </w:rPr>
-        <w:t xml:space="preserve">    ▼</w:t>
-      </w:r>
-      <w:r>
-        <w:rPr>
-          <w:lang w:eastAsia="ko-KR"/>
-        </w:rPr>
-        <w:br/>
-      </w:r>
-      <w:r>
-        <w:rPr>
-          <w:rStyle w:val="VerbatimChar"/>
-          <w:lang w:eastAsia="ko-KR"/>
-        </w:rPr>
-        <w:t>⑦ 경영검토 보고 ──→ QP-904 입력</w:t>
-      </w:r>
-    </w:p>
+    <w:tbl>
+      <w:tblPr>
+        <w:tblStyle w:val="Table"/>
+        <w:tblW w:w="8788" w:type="dxa"/>
+        <w:tblBorders>
+          <w:top w:val="single" w:sz="4" w:space="0" w:color="2E74B5"/>
+          <w:left w:val="single" w:sz="4" w:space="0" w:color="2E74B5"/>
+          <w:bottom w:val="single" w:sz="4" w:space="0" w:color="2E74B5"/>
+          <w:right w:val="single" w:sz="4" w:space="0" w:color="2E74B5"/>
+          <w:insideH w:val="single" w:sz="4" w:space="0" w:color="BDD7EE"/>
+          <w:insideV w:val="single" w:sz="2" w:space="0" w:color="D9D9D9"/>
+        </w:tblBorders>
+        <w:tblLook w:val="04A0" w:firstRow="1" w:lastRow="0" w:firstColumn="1" w:lastColumn="0" w:noHBand="0" w:noVBand="1"/>
+      </w:tblPr>
+      <w:tblGrid>
+        <w:gridCol w:w="8788"/>
+      </w:tblGrid>
+      <w:tr>
+        <w:trPr>
+          <w:cnfStyle w:val="100000000000" w:firstRow="1" w:lastRow="0" w:firstColumn="0" w:lastColumn="0" w:oddVBand="0" w:evenVBand="0" w:oddHBand="0" w:evenHBand="0" w:firstRowFirstColumn="0" w:firstRowLastColumn="0" w:lastRowFirstColumn="0" w:lastRowLastColumn="0"/>
+        </w:trPr>
+        <w:tc>
+          <w:tcPr>
+            <w:tcW w:w="8788" w:type="dxa"/>
+            <w:tcMar>
+              <w:top w:w="80" w:type="dxa"/>
+              <w:left w:w="140" w:type="dxa"/>
+              <w:bottom w:w="80" w:type="dxa"/>
+              <w:right w:w="140" w:type="dxa"/>
+            </w:tcMar>
+          </w:tcPr>
+          <w:p>
+            <w:pPr>
+              <w:spacing w:after="0"/>
+              <w:rPr>
+                <w:lang w:eastAsia="ko-KR"/>
+              </w:rPr>
+            </w:pPr>
+            <w:r>
+              <w:rPr>
+                <w:rFonts w:ascii="Courier New" w:eastAsia="NanumGothicCoding" w:hAnsi="Courier New"/>
+                <w:sz w:val="18"/>
+                <w:szCs w:val="18"/>
+                <w:lang w:eastAsia="ko-KR"/>
+              </w:rPr>
+              <w:t xml:space="preserve">① </w:t>
+            </w:r>
+            <w:r>
+              <w:rPr>
+                <w:rFonts w:ascii="Courier New" w:eastAsia="NanumGothicCoding" w:hAnsi="Courier New"/>
+                <w:sz w:val="18"/>
+                <w:szCs w:val="18"/>
+                <w:lang w:eastAsia="ko-KR"/>
+              </w:rPr>
+              <w:t>이해관계자</w:t>
+            </w:r>
+            <w:r>
+              <w:rPr>
+                <w:rFonts w:ascii="Courier New" w:eastAsia="NanumGothicCoding" w:hAnsi="Courier New"/>
+                <w:sz w:val="18"/>
+                <w:szCs w:val="18"/>
+                <w:lang w:eastAsia="ko-KR"/>
+              </w:rPr>
+              <w:t xml:space="preserve"> </w:t>
+            </w:r>
+            <w:r>
+              <w:rPr>
+                <w:rFonts w:ascii="Courier New" w:eastAsia="NanumGothicCoding" w:hAnsi="Courier New"/>
+                <w:sz w:val="18"/>
+                <w:szCs w:val="18"/>
+                <w:lang w:eastAsia="ko-KR"/>
+              </w:rPr>
+              <w:t>식별</w:t>
+            </w:r>
+          </w:p>
+          <w:p>
+            <w:pPr>
+              <w:spacing w:after="0"/>
+              <w:rPr>
+                <w:lang w:eastAsia="ko-KR"/>
+              </w:rPr>
+            </w:pPr>
+            <w:r>
+              <w:rPr>
+                <w:rFonts w:ascii="Courier New" w:eastAsia="NanumGothicCoding" w:hAnsi="Courier New"/>
+                <w:sz w:val="18"/>
+                <w:szCs w:val="18"/>
+                <w:lang w:eastAsia="ko-KR"/>
+              </w:rPr>
+              <w:t xml:space="preserve">    │</w:t>
+            </w:r>
+          </w:p>
+          <w:p>
+            <w:pPr>
+              <w:spacing w:after="0"/>
+              <w:rPr>
+                <w:lang w:eastAsia="ko-KR"/>
+              </w:rPr>
+            </w:pPr>
+            <w:r>
+              <w:rPr>
+                <w:rFonts w:ascii="Courier New" w:eastAsia="NanumGothicCoding" w:hAnsi="Courier New"/>
+                <w:sz w:val="18"/>
+                <w:szCs w:val="18"/>
+                <w:lang w:eastAsia="ko-KR"/>
+              </w:rPr>
+              <w:t xml:space="preserve">    ▼</w:t>
+            </w:r>
+          </w:p>
+          <w:p>
+            <w:pPr>
+              <w:spacing w:after="0"/>
+              <w:rPr>
+                <w:lang w:eastAsia="ko-KR"/>
+              </w:rPr>
+            </w:pPr>
+            <w:r>
+              <w:rPr>
+                <w:rFonts w:ascii="Courier New" w:eastAsia="NanumGothicCoding" w:hAnsi="Courier New"/>
+                <w:sz w:val="18"/>
+                <w:szCs w:val="18"/>
+                <w:lang w:eastAsia="ko-KR"/>
+              </w:rPr>
+              <w:t xml:space="preserve">② </w:t>
+            </w:r>
+            <w:r>
+              <w:rPr>
+                <w:rFonts w:ascii="Courier New" w:eastAsia="NanumGothicCoding" w:hAnsi="Courier New"/>
+                <w:sz w:val="18"/>
+                <w:szCs w:val="18"/>
+                <w:lang w:eastAsia="ko-KR"/>
+              </w:rPr>
+              <w:t>요구사항</w:t>
+            </w:r>
+            <w:r>
+              <w:rPr>
+                <w:rFonts w:ascii="Courier New" w:eastAsia="NanumGothicCoding" w:hAnsi="Courier New"/>
+                <w:sz w:val="18"/>
+                <w:szCs w:val="18"/>
+                <w:lang w:eastAsia="ko-KR"/>
+              </w:rPr>
+              <w:t xml:space="preserve"> </w:t>
+            </w:r>
+            <w:r>
+              <w:rPr>
+                <w:rFonts w:ascii="Courier New" w:eastAsia="NanumGothicCoding" w:hAnsi="Courier New"/>
+                <w:sz w:val="18"/>
+                <w:szCs w:val="18"/>
+                <w:lang w:eastAsia="ko-KR"/>
+              </w:rPr>
+              <w:t>수집</w:t>
+            </w:r>
+            <w:r>
+              <w:rPr>
+                <w:rFonts w:ascii="Courier New" w:eastAsia="NanumGothicCoding" w:hAnsi="Courier New"/>
+                <w:sz w:val="18"/>
+                <w:szCs w:val="18"/>
+                <w:lang w:eastAsia="ko-KR"/>
+              </w:rPr>
+              <w:t xml:space="preserve"> ──→ </w:t>
+            </w:r>
+            <w:r>
+              <w:rPr>
+                <w:rFonts w:ascii="Courier New" w:eastAsia="NanumGothicCoding" w:hAnsi="Courier New"/>
+                <w:sz w:val="18"/>
+                <w:szCs w:val="18"/>
+                <w:lang w:eastAsia="ko-KR"/>
+              </w:rPr>
+              <w:t>계약</w:t>
+            </w:r>
+            <w:r>
+              <w:rPr>
+                <w:rFonts w:ascii="Courier New" w:eastAsia="NanumGothicCoding" w:hAnsi="Courier New"/>
+                <w:sz w:val="18"/>
+                <w:szCs w:val="18"/>
+                <w:lang w:eastAsia="ko-KR"/>
+              </w:rPr>
+              <w:t xml:space="preserve">, </w:t>
+            </w:r>
+            <w:r>
+              <w:rPr>
+                <w:rFonts w:ascii="Courier New" w:eastAsia="NanumGothicCoding" w:hAnsi="Courier New"/>
+                <w:sz w:val="18"/>
+                <w:szCs w:val="18"/>
+                <w:lang w:eastAsia="ko-KR"/>
+              </w:rPr>
+              <w:t>법규</w:t>
+            </w:r>
+            <w:r>
+              <w:rPr>
+                <w:rFonts w:ascii="Courier New" w:eastAsia="NanumGothicCoding" w:hAnsi="Courier New"/>
+                <w:sz w:val="18"/>
+                <w:szCs w:val="18"/>
+                <w:lang w:eastAsia="ko-KR"/>
+              </w:rPr>
+              <w:t xml:space="preserve">, </w:t>
+            </w:r>
+            <w:r>
+              <w:rPr>
+                <w:rFonts w:ascii="Courier New" w:eastAsia="NanumGothicCoding" w:hAnsi="Courier New"/>
+                <w:sz w:val="18"/>
+                <w:szCs w:val="18"/>
+                <w:lang w:eastAsia="ko-KR"/>
+              </w:rPr>
+              <w:t>규격</w:t>
+            </w:r>
+            <w:r>
+              <w:rPr>
+                <w:rFonts w:ascii="Courier New" w:eastAsia="NanumGothicCoding" w:hAnsi="Courier New"/>
+                <w:sz w:val="18"/>
+                <w:szCs w:val="18"/>
+                <w:lang w:eastAsia="ko-KR"/>
+              </w:rPr>
+              <w:t xml:space="preserve">, </w:t>
+            </w:r>
+            <w:r>
+              <w:rPr>
+                <w:rFonts w:ascii="Courier New" w:eastAsia="NanumGothicCoding" w:hAnsi="Courier New"/>
+                <w:sz w:val="18"/>
+                <w:szCs w:val="18"/>
+                <w:lang w:eastAsia="ko-KR"/>
+              </w:rPr>
+              <w:t>면담</w:t>
+            </w:r>
+            <w:r>
+              <w:rPr>
+                <w:rFonts w:ascii="Courier New" w:eastAsia="NanumGothicCoding" w:hAnsi="Courier New"/>
+                <w:sz w:val="18"/>
+                <w:szCs w:val="18"/>
+                <w:lang w:eastAsia="ko-KR"/>
+              </w:rPr>
+              <w:t xml:space="preserve">, </w:t>
+            </w:r>
+            <w:r>
+              <w:rPr>
+                <w:rFonts w:ascii="Courier New" w:eastAsia="NanumGothicCoding" w:hAnsi="Courier New"/>
+                <w:sz w:val="18"/>
+                <w:szCs w:val="18"/>
+                <w:lang w:eastAsia="ko-KR"/>
+              </w:rPr>
+              <w:t>설문</w:t>
+            </w:r>
+            <w:r>
+              <w:rPr>
+                <w:rFonts w:ascii="Courier New" w:eastAsia="NanumGothicCoding" w:hAnsi="Courier New"/>
+                <w:sz w:val="18"/>
+                <w:szCs w:val="18"/>
+                <w:lang w:eastAsia="ko-KR"/>
+              </w:rPr>
+              <w:t xml:space="preserve"> </w:t>
+            </w:r>
+            <w:r>
+              <w:rPr>
+                <w:rFonts w:ascii="Courier New" w:eastAsia="NanumGothicCoding" w:hAnsi="Courier New"/>
+                <w:sz w:val="18"/>
+                <w:szCs w:val="18"/>
+                <w:lang w:eastAsia="ko-KR"/>
+              </w:rPr>
+              <w:t>등</w:t>
+            </w:r>
+          </w:p>
+          <w:p>
+            <w:pPr>
+              <w:spacing w:after="0"/>
+              <w:rPr>
+                <w:lang w:eastAsia="ko-KR"/>
+              </w:rPr>
+            </w:pPr>
+            <w:r>
+              <w:rPr>
+                <w:rFonts w:ascii="Courier New" w:eastAsia="NanumGothicCoding" w:hAnsi="Courier New"/>
+                <w:sz w:val="18"/>
+                <w:szCs w:val="18"/>
+                <w:lang w:eastAsia="ko-KR"/>
+              </w:rPr>
+              <w:t xml:space="preserve">    │</w:t>
+            </w:r>
+          </w:p>
+          <w:p>
+            <w:pPr>
+              <w:spacing w:after="0"/>
+              <w:rPr>
+                <w:lang w:eastAsia="ko-KR"/>
+              </w:rPr>
+            </w:pPr>
+            <w:r>
+              <w:rPr>
+                <w:rFonts w:ascii="Courier New" w:eastAsia="NanumGothicCoding" w:hAnsi="Courier New"/>
+                <w:sz w:val="18"/>
+                <w:szCs w:val="18"/>
+                <w:lang w:eastAsia="ko-KR"/>
+              </w:rPr>
+              <w:t xml:space="preserve">    ▼</w:t>
+            </w:r>
+          </w:p>
+          <w:p>
+            <w:pPr>
+              <w:spacing w:after="0"/>
+              <w:rPr>
+                <w:lang w:eastAsia="ko-KR"/>
+              </w:rPr>
+            </w:pPr>
+            <w:r>
+              <w:rPr>
+                <w:rFonts w:ascii="Courier New" w:eastAsia="NanumGothicCoding" w:hAnsi="Courier New"/>
+                <w:sz w:val="18"/>
+                <w:szCs w:val="18"/>
+                <w:lang w:eastAsia="ko-KR"/>
+              </w:rPr>
+              <w:t xml:space="preserve">③ </w:t>
+            </w:r>
+            <w:r>
+              <w:rPr>
+                <w:rFonts w:ascii="Courier New" w:eastAsia="NanumGothicCoding" w:hAnsi="Courier New"/>
+                <w:sz w:val="18"/>
+                <w:szCs w:val="18"/>
+                <w:lang w:eastAsia="ko-KR"/>
+              </w:rPr>
+              <w:t>관련성</w:t>
+            </w:r>
+            <w:r>
+              <w:rPr>
+                <w:rFonts w:ascii="Courier New" w:eastAsia="NanumGothicCoding" w:hAnsi="Courier New"/>
+                <w:sz w:val="18"/>
+                <w:szCs w:val="18"/>
+                <w:lang w:eastAsia="ko-KR"/>
+              </w:rPr>
+              <w:t xml:space="preserve"> </w:t>
+            </w:r>
+            <w:r>
+              <w:rPr>
+                <w:rFonts w:ascii="Courier New" w:eastAsia="NanumGothicCoding" w:hAnsi="Courier New"/>
+                <w:sz w:val="18"/>
+                <w:szCs w:val="18"/>
+                <w:lang w:eastAsia="ko-KR"/>
+              </w:rPr>
+              <w:t>평가</w:t>
+            </w:r>
+            <w:r>
+              <w:rPr>
+                <w:rFonts w:ascii="Courier New" w:eastAsia="NanumGothicCoding" w:hAnsi="Courier New"/>
+                <w:sz w:val="18"/>
+                <w:szCs w:val="18"/>
+                <w:lang w:eastAsia="ko-KR"/>
+              </w:rPr>
+              <w:t xml:space="preserve"> ──→ QMS</w:t>
+            </w:r>
+            <w:r>
+              <w:rPr>
+                <w:rFonts w:ascii="Courier New" w:eastAsia="NanumGothicCoding" w:hAnsi="Courier New"/>
+                <w:sz w:val="18"/>
+                <w:szCs w:val="18"/>
+                <w:lang w:eastAsia="ko-KR"/>
+              </w:rPr>
+              <w:t>에</w:t>
+            </w:r>
+            <w:r>
+              <w:rPr>
+                <w:rFonts w:ascii="Courier New" w:eastAsia="NanumGothicCoding" w:hAnsi="Courier New"/>
+                <w:sz w:val="18"/>
+                <w:szCs w:val="18"/>
+                <w:lang w:eastAsia="ko-KR"/>
+              </w:rPr>
+              <w:t xml:space="preserve"> </w:t>
+            </w:r>
+            <w:r>
+              <w:rPr>
+                <w:rFonts w:ascii="Courier New" w:eastAsia="NanumGothicCoding" w:hAnsi="Courier New"/>
+                <w:sz w:val="18"/>
+                <w:szCs w:val="18"/>
+                <w:lang w:eastAsia="ko-KR"/>
+              </w:rPr>
+              <w:t>대한</w:t>
+            </w:r>
+            <w:r>
+              <w:rPr>
+                <w:rFonts w:ascii="Courier New" w:eastAsia="NanumGothicCoding" w:hAnsi="Courier New"/>
+                <w:sz w:val="18"/>
+                <w:szCs w:val="18"/>
+                <w:lang w:eastAsia="ko-KR"/>
+              </w:rPr>
+              <w:t xml:space="preserve"> </w:t>
+            </w:r>
+            <w:r>
+              <w:rPr>
+                <w:rFonts w:ascii="Courier New" w:eastAsia="NanumGothicCoding" w:hAnsi="Courier New"/>
+                <w:sz w:val="18"/>
+                <w:szCs w:val="18"/>
+                <w:lang w:eastAsia="ko-KR"/>
+              </w:rPr>
+              <w:t>영향도</w:t>
+            </w:r>
+            <w:r>
+              <w:rPr>
+                <w:rFonts w:ascii="Courier New" w:eastAsia="NanumGothicCoding" w:hAnsi="Courier New"/>
+                <w:sz w:val="18"/>
+                <w:szCs w:val="18"/>
+                <w:lang w:eastAsia="ko-KR"/>
+              </w:rPr>
+              <w:t>/</w:t>
+            </w:r>
+            <w:r>
+              <w:rPr>
+                <w:rFonts w:ascii="Courier New" w:eastAsia="NanumGothicCoding" w:hAnsi="Courier New"/>
+                <w:sz w:val="18"/>
+                <w:szCs w:val="18"/>
+                <w:lang w:eastAsia="ko-KR"/>
+              </w:rPr>
+              <w:t>중요도</w:t>
+            </w:r>
+            <w:r>
+              <w:rPr>
+                <w:rFonts w:ascii="Courier New" w:eastAsia="NanumGothicCoding" w:hAnsi="Courier New"/>
+                <w:sz w:val="18"/>
+                <w:szCs w:val="18"/>
+                <w:lang w:eastAsia="ko-KR"/>
+              </w:rPr>
+              <w:t xml:space="preserve"> </w:t>
+            </w:r>
+            <w:r>
+              <w:rPr>
+                <w:rFonts w:ascii="Courier New" w:eastAsia="NanumGothicCoding" w:hAnsi="Courier New"/>
+                <w:sz w:val="18"/>
+                <w:szCs w:val="18"/>
+                <w:lang w:eastAsia="ko-KR"/>
+              </w:rPr>
+              <w:t>평가</w:t>
+            </w:r>
+          </w:p>
+          <w:p>
+            <w:pPr>
+              <w:spacing w:after="0"/>
+              <w:rPr>
+                <w:lang w:eastAsia="ko-KR"/>
+              </w:rPr>
+            </w:pPr>
+            <w:r>
+              <w:rPr>
+                <w:rFonts w:ascii="Courier New" w:eastAsia="NanumGothicCoding" w:hAnsi="Courier New"/>
+                <w:sz w:val="18"/>
+                <w:szCs w:val="18"/>
+                <w:lang w:eastAsia="ko-KR"/>
+              </w:rPr>
+              <w:t xml:space="preserve">    │</w:t>
+            </w:r>
+          </w:p>
+          <w:p>
+            <w:pPr>
+              <w:spacing w:after="0"/>
+              <w:rPr>
+                <w:lang w:eastAsia="ko-KR"/>
+              </w:rPr>
+            </w:pPr>
+            <w:r>
+              <w:rPr>
+                <w:rFonts w:ascii="Courier New" w:eastAsia="NanumGothicCoding" w:hAnsi="Courier New"/>
+                <w:sz w:val="18"/>
+                <w:szCs w:val="18"/>
+                <w:lang w:eastAsia="ko-KR"/>
+              </w:rPr>
+              <w:t xml:space="preserve">    ▼</w:t>
+            </w:r>
+          </w:p>
+          <w:p>
+            <w:pPr>
+              <w:spacing w:after="0"/>
+              <w:rPr>
+                <w:lang w:eastAsia="ko-KR"/>
+              </w:rPr>
+            </w:pPr>
+            <w:r>
+              <w:rPr>
+                <w:rFonts w:ascii="Courier New" w:eastAsia="NanumGothicCoding" w:hAnsi="Courier New"/>
+                <w:sz w:val="18"/>
+                <w:szCs w:val="18"/>
+                <w:lang w:eastAsia="ko-KR"/>
+              </w:rPr>
+              <w:t xml:space="preserve">④ </w:t>
+            </w:r>
+            <w:r>
+              <w:rPr>
+                <w:rFonts w:ascii="Courier New" w:eastAsia="NanumGothicCoding" w:hAnsi="Courier New"/>
+                <w:sz w:val="18"/>
+                <w:szCs w:val="18"/>
+                <w:lang w:eastAsia="ko-KR"/>
+              </w:rPr>
+              <w:t>이해관계자</w:t>
+            </w:r>
+            <w:r>
+              <w:rPr>
+                <w:rFonts w:ascii="Courier New" w:eastAsia="NanumGothicCoding" w:hAnsi="Courier New"/>
+                <w:sz w:val="18"/>
+                <w:szCs w:val="18"/>
+                <w:lang w:eastAsia="ko-KR"/>
+              </w:rPr>
+              <w:t xml:space="preserve"> </w:t>
+            </w:r>
+            <w:proofErr w:type="spellStart"/>
+            <w:r>
+              <w:rPr>
+                <w:rFonts w:ascii="Courier New" w:eastAsia="NanumGothicCoding" w:hAnsi="Courier New"/>
+                <w:sz w:val="18"/>
+                <w:szCs w:val="18"/>
+                <w:lang w:eastAsia="ko-KR"/>
+              </w:rPr>
+              <w:t>등록부</w:t>
+            </w:r>
+            <w:proofErr w:type="spellEnd"/>
+            <w:r>
+              <w:rPr>
+                <w:rFonts w:ascii="Courier New" w:eastAsia="NanumGothicCoding" w:hAnsi="Courier New"/>
+                <w:sz w:val="18"/>
+                <w:szCs w:val="18"/>
+                <w:lang w:eastAsia="ko-KR"/>
+              </w:rPr>
+              <w:t xml:space="preserve"> </w:t>
+            </w:r>
+            <w:r>
+              <w:rPr>
+                <w:rFonts w:ascii="Courier New" w:eastAsia="NanumGothicCoding" w:hAnsi="Courier New"/>
+                <w:sz w:val="18"/>
+                <w:szCs w:val="18"/>
+                <w:lang w:eastAsia="ko-KR"/>
+              </w:rPr>
+              <w:t>기록</w:t>
+            </w:r>
+            <w:r>
+              <w:rPr>
+                <w:rFonts w:ascii="Courier New" w:eastAsia="NanumGothicCoding" w:hAnsi="Courier New"/>
+                <w:sz w:val="18"/>
+                <w:szCs w:val="18"/>
+                <w:lang w:eastAsia="ko-KR"/>
+              </w:rPr>
+              <w:t xml:space="preserve"> ──→ F-401-01</w:t>
+            </w:r>
+          </w:p>
+          <w:p>
+            <w:pPr>
+              <w:spacing w:after="0"/>
+              <w:rPr>
+                <w:lang w:eastAsia="ko-KR"/>
+              </w:rPr>
+            </w:pPr>
+            <w:r>
+              <w:rPr>
+                <w:rFonts w:ascii="Courier New" w:eastAsia="NanumGothicCoding" w:hAnsi="Courier New"/>
+                <w:sz w:val="18"/>
+                <w:szCs w:val="18"/>
+                <w:lang w:eastAsia="ko-KR"/>
+              </w:rPr>
+              <w:t xml:space="preserve">    │</w:t>
+            </w:r>
+          </w:p>
+          <w:p>
+            <w:pPr>
+              <w:spacing w:after="0"/>
+              <w:rPr>
+                <w:lang w:eastAsia="ko-KR"/>
+              </w:rPr>
+            </w:pPr>
+            <w:r>
+              <w:rPr>
+                <w:rFonts w:ascii="Courier New" w:eastAsia="NanumGothicCoding" w:hAnsi="Courier New"/>
+                <w:sz w:val="18"/>
+                <w:szCs w:val="18"/>
+                <w:lang w:eastAsia="ko-KR"/>
+              </w:rPr>
+              <w:t xml:space="preserve">    ▼</w:t>
+            </w:r>
+          </w:p>
+          <w:p>
+            <w:pPr>
+              <w:spacing w:after="0"/>
+              <w:rPr>
+                <w:lang w:eastAsia="ko-KR"/>
+              </w:rPr>
+            </w:pPr>
+            <w:r>
+              <w:rPr>
+                <w:rFonts w:ascii="Courier New" w:eastAsia="NanumGothicCoding" w:hAnsi="Courier New"/>
+                <w:sz w:val="18"/>
+                <w:szCs w:val="18"/>
+                <w:lang w:eastAsia="ko-KR"/>
+              </w:rPr>
+              <w:t xml:space="preserve">⑤ QMS </w:t>
+            </w:r>
+            <w:r>
+              <w:rPr>
+                <w:rFonts w:ascii="Courier New" w:eastAsia="NanumGothicCoding" w:hAnsi="Courier New"/>
+                <w:sz w:val="18"/>
+                <w:szCs w:val="18"/>
+                <w:lang w:eastAsia="ko-KR"/>
+              </w:rPr>
+              <w:t>반영</w:t>
+            </w:r>
+            <w:r>
+              <w:rPr>
+                <w:rFonts w:ascii="Courier New" w:eastAsia="NanumGothicCoding" w:hAnsi="Courier New"/>
+                <w:sz w:val="18"/>
+                <w:szCs w:val="18"/>
+                <w:lang w:eastAsia="ko-KR"/>
+              </w:rPr>
+              <w:t xml:space="preserve"> ──→ </w:t>
+            </w:r>
+            <w:r>
+              <w:rPr>
+                <w:rFonts w:ascii="Courier New" w:eastAsia="NanumGothicCoding" w:hAnsi="Courier New"/>
+                <w:sz w:val="18"/>
+                <w:szCs w:val="18"/>
+                <w:lang w:eastAsia="ko-KR"/>
+              </w:rPr>
+              <w:t>범위</w:t>
+            </w:r>
+            <w:r>
+              <w:rPr>
+                <w:rFonts w:ascii="Courier New" w:eastAsia="NanumGothicCoding" w:hAnsi="Courier New"/>
+                <w:sz w:val="18"/>
+                <w:szCs w:val="18"/>
+                <w:lang w:eastAsia="ko-KR"/>
+              </w:rPr>
+              <w:t xml:space="preserve">(QP-402), </w:t>
+            </w:r>
+            <w:r>
+              <w:rPr>
+                <w:rFonts w:ascii="Courier New" w:eastAsia="NanumGothicCoding" w:hAnsi="Courier New"/>
+                <w:sz w:val="18"/>
+                <w:szCs w:val="18"/>
+                <w:lang w:eastAsia="ko-KR"/>
+              </w:rPr>
+              <w:t>리스크</w:t>
+            </w:r>
+            <w:r>
+              <w:rPr>
+                <w:rFonts w:ascii="Courier New" w:eastAsia="NanumGothicCoding" w:hAnsi="Courier New"/>
+                <w:sz w:val="18"/>
+                <w:szCs w:val="18"/>
+                <w:lang w:eastAsia="ko-KR"/>
+              </w:rPr>
+              <w:t xml:space="preserve">(QP-601), </w:t>
+            </w:r>
+            <w:r>
+              <w:rPr>
+                <w:rFonts w:ascii="Courier New" w:eastAsia="NanumGothicCoding" w:hAnsi="Courier New"/>
+                <w:sz w:val="18"/>
+                <w:szCs w:val="18"/>
+                <w:lang w:eastAsia="ko-KR"/>
+              </w:rPr>
+              <w:t>프로세스</w:t>
+            </w:r>
+            <w:r>
+              <w:rPr>
+                <w:rFonts w:ascii="Courier New" w:eastAsia="NanumGothicCoding" w:hAnsi="Courier New"/>
+                <w:sz w:val="18"/>
+                <w:szCs w:val="18"/>
+                <w:lang w:eastAsia="ko-KR"/>
+              </w:rPr>
+              <w:t>(QP-403)</w:t>
+            </w:r>
+            <w:r>
+              <w:rPr>
+                <w:rFonts w:ascii="Courier New" w:eastAsia="NanumGothicCoding" w:hAnsi="Courier New"/>
+                <w:sz w:val="18"/>
+                <w:szCs w:val="18"/>
+                <w:lang w:eastAsia="ko-KR"/>
+              </w:rPr>
+              <w:t>에</w:t>
+            </w:r>
+            <w:r>
+              <w:rPr>
+                <w:rFonts w:ascii="Courier New" w:eastAsia="NanumGothicCoding" w:hAnsi="Courier New"/>
+                <w:sz w:val="18"/>
+                <w:szCs w:val="18"/>
+                <w:lang w:eastAsia="ko-KR"/>
+              </w:rPr>
+              <w:t xml:space="preserve"> </w:t>
+            </w:r>
+            <w:r>
+              <w:rPr>
+                <w:rFonts w:ascii="Courier New" w:eastAsia="NanumGothicCoding" w:hAnsi="Courier New"/>
+                <w:sz w:val="18"/>
+                <w:szCs w:val="18"/>
+                <w:lang w:eastAsia="ko-KR"/>
+              </w:rPr>
+              <w:t>반영</w:t>
+            </w:r>
+          </w:p>
+          <w:p>
+            <w:pPr>
+              <w:spacing w:after="0"/>
+              <w:rPr>
+                <w:lang w:eastAsia="ko-KR"/>
+              </w:rPr>
+            </w:pPr>
+            <w:r>
+              <w:rPr>
+                <w:rFonts w:ascii="Courier New" w:eastAsia="NanumGothicCoding" w:hAnsi="Courier New"/>
+                <w:sz w:val="18"/>
+                <w:szCs w:val="18"/>
+                <w:lang w:eastAsia="ko-KR"/>
+              </w:rPr>
+              <w:t xml:space="preserve">    │</w:t>
+            </w:r>
+          </w:p>
+          <w:p>
+            <w:pPr>
+              <w:spacing w:after="0"/>
+              <w:rPr>
+                <w:lang w:eastAsia="ko-KR"/>
+              </w:rPr>
+            </w:pPr>
+            <w:r>
+              <w:rPr>
+                <w:rFonts w:ascii="Courier New" w:eastAsia="NanumGothicCoding" w:hAnsi="Courier New"/>
+                <w:sz w:val="18"/>
+                <w:szCs w:val="18"/>
+                <w:lang w:eastAsia="ko-KR"/>
+              </w:rPr>
+              <w:t xml:space="preserve">    ▼</w:t>
+            </w:r>
+          </w:p>
+          <w:p>
+            <w:pPr>
+              <w:spacing w:after="0"/>
+              <w:rPr>
+                <w:lang w:eastAsia="ko-KR"/>
+              </w:rPr>
+            </w:pPr>
+            <w:r>
+              <w:rPr>
+                <w:rFonts w:ascii="Courier New" w:eastAsia="NanumGothicCoding" w:hAnsi="Courier New"/>
+                <w:sz w:val="18"/>
+                <w:szCs w:val="18"/>
+                <w:lang w:eastAsia="ko-KR"/>
+              </w:rPr>
+              <w:t xml:space="preserve">⑥ </w:t>
+            </w:r>
+            <w:r>
+              <w:rPr>
+                <w:rFonts w:ascii="Courier New" w:eastAsia="NanumGothicCoding" w:hAnsi="Courier New"/>
+                <w:sz w:val="18"/>
+                <w:szCs w:val="18"/>
+                <w:lang w:eastAsia="ko-KR"/>
+              </w:rPr>
+              <w:t>모니터링</w:t>
+            </w:r>
+            <w:r>
+              <w:rPr>
+                <w:rFonts w:ascii="Courier New" w:eastAsia="NanumGothicCoding" w:hAnsi="Courier New"/>
+                <w:sz w:val="18"/>
+                <w:szCs w:val="18"/>
+                <w:lang w:eastAsia="ko-KR"/>
+              </w:rPr>
+              <w:t xml:space="preserve"> ──→ </w:t>
+            </w:r>
+            <w:r>
+              <w:rPr>
+                <w:rFonts w:ascii="Courier New" w:eastAsia="NanumGothicCoding" w:hAnsi="Courier New"/>
+                <w:sz w:val="18"/>
+                <w:szCs w:val="18"/>
+                <w:lang w:eastAsia="ko-KR"/>
+              </w:rPr>
+              <w:t>요구사항</w:t>
+            </w:r>
+            <w:r>
+              <w:rPr>
+                <w:rFonts w:ascii="Courier New" w:eastAsia="NanumGothicCoding" w:hAnsi="Courier New"/>
+                <w:sz w:val="18"/>
+                <w:szCs w:val="18"/>
+                <w:lang w:eastAsia="ko-KR"/>
+              </w:rPr>
+              <w:t xml:space="preserve"> </w:t>
+            </w:r>
+            <w:r>
+              <w:rPr>
+                <w:rFonts w:ascii="Courier New" w:eastAsia="NanumGothicCoding" w:hAnsi="Courier New"/>
+                <w:sz w:val="18"/>
+                <w:szCs w:val="18"/>
+                <w:lang w:eastAsia="ko-KR"/>
+              </w:rPr>
+              <w:t>변화</w:t>
+            </w:r>
+            <w:r>
+              <w:rPr>
+                <w:rFonts w:ascii="Courier New" w:eastAsia="NanumGothicCoding" w:hAnsi="Courier New"/>
+                <w:sz w:val="18"/>
+                <w:szCs w:val="18"/>
+                <w:lang w:eastAsia="ko-KR"/>
+              </w:rPr>
+              <w:t xml:space="preserve"> </w:t>
+            </w:r>
+            <w:r>
+              <w:rPr>
+                <w:rFonts w:ascii="Courier New" w:eastAsia="NanumGothicCoding" w:hAnsi="Courier New"/>
+                <w:sz w:val="18"/>
+                <w:szCs w:val="18"/>
+                <w:lang w:eastAsia="ko-KR"/>
+              </w:rPr>
+              <w:t>추적</w:t>
+            </w:r>
+          </w:p>
+          <w:p>
+            <w:pPr>
+              <w:spacing w:after="0"/>
+              <w:rPr>
+                <w:lang w:eastAsia="ko-KR"/>
+              </w:rPr>
+            </w:pPr>
+            <w:r>
+              <w:rPr>
+                <w:rFonts w:ascii="Courier New" w:eastAsia="NanumGothicCoding" w:hAnsi="Courier New"/>
+                <w:sz w:val="18"/>
+                <w:szCs w:val="18"/>
+                <w:lang w:eastAsia="ko-KR"/>
+              </w:rPr>
+              <w:t xml:space="preserve">    │</w:t>
+            </w:r>
+          </w:p>
+          <w:p>
+            <w:pPr>
+              <w:spacing w:after="0"/>
+              <w:rPr>
+                <w:lang w:eastAsia="ko-KR"/>
+              </w:rPr>
+            </w:pPr>
+            <w:r>
+              <w:rPr>
+                <w:rFonts w:ascii="Courier New" w:eastAsia="NanumGothicCoding" w:hAnsi="Courier New"/>
+                <w:sz w:val="18"/>
+                <w:szCs w:val="18"/>
+                <w:lang w:eastAsia="ko-KR"/>
+              </w:rPr>
+              <w:t xml:space="preserve">    ▼</w:t>
+            </w:r>
+          </w:p>
+          <w:p>
+            <w:pPr>
+              <w:spacing w:after="0"/>
+              <w:rPr>
+                <w:lang w:eastAsia="ko-KR"/>
+              </w:rPr>
+            </w:pPr>
+            <w:r>
+              <w:rPr>
+                <w:rFonts w:ascii="Courier New" w:eastAsia="NanumGothicCoding" w:hAnsi="Courier New"/>
+                <w:sz w:val="18"/>
+                <w:szCs w:val="18"/>
+                <w:lang w:eastAsia="ko-KR"/>
+              </w:rPr>
+              <w:t xml:space="preserve">⑦ </w:t>
+            </w:r>
+            <w:r>
+              <w:rPr>
+                <w:rFonts w:ascii="Courier New" w:eastAsia="NanumGothicCoding" w:hAnsi="Courier New"/>
+                <w:sz w:val="18"/>
+                <w:szCs w:val="18"/>
+                <w:lang w:eastAsia="ko-KR"/>
+              </w:rPr>
+              <w:t>경영검토</w:t>
+            </w:r>
+            <w:r>
+              <w:rPr>
+                <w:rFonts w:ascii="Courier New" w:eastAsia="NanumGothicCoding" w:hAnsi="Courier New"/>
+                <w:sz w:val="18"/>
+                <w:szCs w:val="18"/>
+                <w:lang w:eastAsia="ko-KR"/>
+              </w:rPr>
+              <w:t xml:space="preserve"> </w:t>
+            </w:r>
+            <w:r>
+              <w:rPr>
+                <w:rFonts w:ascii="Courier New" w:eastAsia="NanumGothicCoding" w:hAnsi="Courier New"/>
+                <w:sz w:val="18"/>
+                <w:szCs w:val="18"/>
+                <w:lang w:eastAsia="ko-KR"/>
+              </w:rPr>
+              <w:t>보고</w:t>
+            </w:r>
+            <w:r>
+              <w:rPr>
+                <w:rFonts w:ascii="Courier New" w:eastAsia="NanumGothicCoding" w:hAnsi="Courier New"/>
+                <w:sz w:val="18"/>
+                <w:szCs w:val="18"/>
+                <w:lang w:eastAsia="ko-KR"/>
+              </w:rPr>
+              <w:t xml:space="preserve"> ──→ QP-904 </w:t>
+            </w:r>
+            <w:r>
+              <w:rPr>
+                <w:rFonts w:ascii="Courier New" w:eastAsia="NanumGothicCoding" w:hAnsi="Courier New"/>
+                <w:sz w:val="18"/>
+                <w:szCs w:val="18"/>
+                <w:lang w:eastAsia="ko-KR"/>
+              </w:rPr>
+              <w:t>입력</w:t>
+            </w:r>
+          </w:p>
+        </w:tc>
+      </w:tr>
+    </w:tbl>
     <w:p>
       <w:pPr>
         <w:pStyle w:val="2"/>
@@ -5334,9 +5998,9 @@
         <w:tblLook w:val="0020" w:firstRow="1" w:lastRow="0" w:firstColumn="0" w:lastColumn="0" w:noHBand="0" w:noVBand="0"/>
       </w:tblPr>
       <w:tblGrid>
-        <w:gridCol w:w="1329"/>
-        <w:gridCol w:w="4103"/>
-        <w:gridCol w:w="3356"/>
+        <w:gridCol w:w="1358"/>
+        <w:gridCol w:w="4080"/>
+        <w:gridCol w:w="3350"/>
       </w:tblGrid>
       <w:tr>
         <w:trPr>
@@ -5608,6 +6272,7 @@
               <w:pStyle w:val="Compact"/>
             </w:pPr>
             <w:r>
+              <w:lastRenderedPageBreak/>
               <w:t>5</w:t>
             </w:r>
           </w:p>
@@ -5707,7 +6372,6 @@
         <w:rPr>
           <w:lang w:eastAsia="ko-KR"/>
         </w:rPr>
-        <w:lastRenderedPageBreak/>
         <w:t xml:space="preserve">8. </w:t>
       </w:r>
       <w:r>
@@ -5840,8 +6504,8 @@
         <w:tblLook w:val="0020" w:firstRow="1" w:lastRow="0" w:firstColumn="0" w:lastColumn="0" w:noHBand="0" w:noVBand="0"/>
       </w:tblPr>
       <w:tblGrid>
-        <w:gridCol w:w="3392"/>
-        <w:gridCol w:w="5396"/>
+        <w:gridCol w:w="3523"/>
+        <w:gridCol w:w="5265"/>
       </w:tblGrid>
       <w:tr>
         <w:trPr>
@@ -5850,7 +6514,7 @@
         </w:trPr>
         <w:tc>
           <w:tcPr>
-            <w:tcW w:w="2460" w:type="dxa"/>
+            <w:tcW w:w="2853" w:type="dxa"/>
             <w:shd w:val="clear" w:color="auto" w:fill="DEEAF1"/>
             <w:tcMar>
               <w:top w:w="60" w:type="dxa"/>
@@ -5870,7 +6534,7 @@
         </w:tc>
         <w:tc>
           <w:tcPr>
-            <w:tcW w:w="6328" w:type="dxa"/>
+            <w:tcW w:w="5935" w:type="dxa"/>
             <w:shd w:val="clear" w:color="auto" w:fill="DEEAF1"/>
             <w:tcMar>
               <w:top w:w="60" w:type="dxa"/>
@@ -5892,7 +6556,7 @@
       <w:tr>
         <w:tc>
           <w:tcPr>
-            <w:tcW w:w="2460" w:type="dxa"/>
+            <w:tcW w:w="3960" w:type="dxa"/>
           </w:tcPr>
           <w:p>
             <w:pPr>
@@ -5905,26 +6569,40 @@
         </w:tc>
         <w:tc>
           <w:tcPr>
-            <w:tcW w:w="6328" w:type="dxa"/>
-            <w:tcMar>
-              <w:top w:w="60" w:type="dxa"/>
-              <w:left w:w="120" w:type="dxa"/>
-              <w:bottom w:w="60" w:type="dxa"/>
-              <w:right w:w="120" w:type="dxa"/>
-            </w:tcMar>
-          </w:tcPr>
-          <w:p>
-            <w:pPr>
-              <w:pStyle w:val="Compact"/>
-              <w:rPr>
-                <w:lang w:eastAsia="ko-KR"/>
-              </w:rPr>
-            </w:pPr>
-            <w:r>
-              <w:rPr>
-                <w:lang w:eastAsia="ko-KR"/>
-              </w:rPr>
-              <w:t>항공우주 제품의 안전 요구사항 변화, 사고/인시던트 동향</w:t>
+            <w:tcW w:w="5935" w:type="dxa"/>
+            <w:tcMar>
+              <w:top w:w="60" w:type="dxa"/>
+              <w:left w:w="120" w:type="dxa"/>
+              <w:bottom w:w="60" w:type="dxa"/>
+              <w:right w:w="120" w:type="dxa"/>
+            </w:tcMar>
+          </w:tcPr>
+          <w:p>
+            <w:pPr>
+              <w:pStyle w:val="Compact"/>
+              <w:rPr>
+                <w:lang w:eastAsia="ko-KR"/>
+              </w:rPr>
+            </w:pPr>
+            <w:r>
+              <w:rPr>
+                <w:lang w:eastAsia="ko-KR"/>
+              </w:rPr>
+              <w:t>항공우주 제품의 안전 요구사항 변화, 사고/</w:t>
+            </w:r>
+            <w:proofErr w:type="spellStart"/>
+            <w:r>
+              <w:rPr>
+                <w:lang w:eastAsia="ko-KR"/>
+              </w:rPr>
+              <w:t>인시던트</w:t>
+            </w:r>
+            <w:proofErr w:type="spellEnd"/>
+            <w:r>
+              <w:rPr>
+                <w:lang w:eastAsia="ko-KR"/>
+              </w:rPr>
+              <w:t xml:space="preserve"> 동향</w:t>
             </w:r>
           </w:p>
         </w:tc>
@@ -5945,31 +6623,58 @@
         </w:tc>
         <w:tc>
           <w:tcPr>
+            <w:tcW w:w="5935" w:type="dxa"/>
+            <w:tcMar>
+              <w:top w:w="60" w:type="dxa"/>
+              <w:left w:w="120" w:type="dxa"/>
+              <w:bottom w:w="60" w:type="dxa"/>
+              <w:right w:w="120" w:type="dxa"/>
+            </w:tcMar>
+          </w:tcPr>
+          <w:p>
+            <w:pPr>
+              <w:pStyle w:val="Compact"/>
+              <w:rPr>
+                <w:lang w:eastAsia="ko-KR"/>
+              </w:rPr>
+            </w:pPr>
+            <w:r>
+              <w:rPr>
+                <w:lang w:eastAsia="ko-KR"/>
+              </w:rPr>
+              <w:t xml:space="preserve">EASA/FAA 등 </w:t>
+            </w:r>
+            <w:proofErr w:type="spellStart"/>
+            <w:r>
+              <w:rPr>
+                <w:lang w:eastAsia="ko-KR"/>
+              </w:rPr>
+              <w:t>감항당국의</w:t>
+            </w:r>
+            <w:proofErr w:type="spellEnd"/>
+            <w:r>
+              <w:rPr>
+                <w:lang w:eastAsia="ko-KR"/>
+              </w:rPr>
+              <w:t xml:space="preserve"> 규정 변경, 형식 승인 요구</w:t>
+            </w:r>
+          </w:p>
+        </w:tc>
+      </w:tr>
+      <w:tr>
+        <w:tc>
+          <w:tcPr>
             <w:tcW w:w="3960" w:type="dxa"/>
-            <w:tcMar>
-              <w:top w:w="60" w:type="dxa"/>
-              <w:left w:w="120" w:type="dxa"/>
-              <w:bottom w:w="60" w:type="dxa"/>
-              <w:right w:w="120" w:type="dxa"/>
-            </w:tcMar>
-          </w:tcPr>
-          <w:p>
-            <w:pPr>
-              <w:pStyle w:val="Compact"/>
-              <w:rPr>
-                <w:lang w:eastAsia="ko-KR"/>
-              </w:rPr>
-            </w:pPr>
-            <w:r>
-              <w:rPr>
-                <w:lang w:eastAsia="ko-KR"/>
-              </w:rPr>
-              <w:t>EASA/FAA 등 감항당국의 규정 변경, 형식 승인 요구</w:t>
-            </w:r>
-          </w:p>
-        </w:tc>
-      </w:tr>
-      <w:tr>
+          </w:tcPr>
+          <w:p>
+            <w:pPr>
+              <w:pStyle w:val="Compact"/>
+            </w:pPr>
+            <w:r>
+              <w:t>산업 규격</w:t>
+            </w:r>
+          </w:p>
+        </w:tc>
         <w:tc>
           <w:tcPr>
             <w:tcW w:w="3960" w:type="dxa"/>
@@ -5979,19 +6684,6 @@
               <w:pStyle w:val="Compact"/>
             </w:pPr>
             <w:r>
-              <w:t>산업 규격</w:t>
-            </w:r>
-          </w:p>
-        </w:tc>
-        <w:tc>
-          <w:tcPr>
-            <w:tcW w:w="6328" w:type="dxa"/>
-          </w:tcPr>
-          <w:p>
-            <w:pPr>
-              <w:pStyle w:val="Compact"/>
-            </w:pPr>
-            <w:r>
               <w:t>AS9100D, AS9102, AS6081 등 규격 개정 동향</w:t>
             </w:r>
           </w:p>
@@ -6000,13 +6692,7 @@
       <w:tr>
         <w:tc>
           <w:tcPr>
-            <w:tcW w:w="2460" w:type="dxa"/>
-            <w:tcMar>
-              <w:top w:w="60" w:type="dxa"/>
-              <w:left w:w="120" w:type="dxa"/>
-              <w:bottom w:w="60" w:type="dxa"/>
-              <w:right w:w="120" w:type="dxa"/>
-            </w:tcMar>
+            <w:tcW w:w="3960" w:type="dxa"/>
           </w:tcPr>
           <w:p>
             <w:pPr>
@@ -6019,6 +6705,33 @@
         </w:tc>
         <w:tc>
           <w:tcPr>
+            <w:tcW w:w="5935" w:type="dxa"/>
+            <w:tcMar>
+              <w:top w:w="60" w:type="dxa"/>
+              <w:left w:w="120" w:type="dxa"/>
+              <w:bottom w:w="60" w:type="dxa"/>
+              <w:right w:w="120" w:type="dxa"/>
+            </w:tcMar>
+          </w:tcPr>
+          <w:p>
+            <w:pPr>
+              <w:pStyle w:val="Compact"/>
+              <w:rPr>
+                <w:lang w:eastAsia="ko-KR"/>
+              </w:rPr>
+            </w:pPr>
+            <w:r>
+              <w:rPr>
+                <w:lang w:eastAsia="ko-KR"/>
+              </w:rPr>
+              <w:t>항공우주 공급망 이슈 (자재 수급, 위조부품 위험, 공급자 인증 현황)</w:t>
+            </w:r>
+          </w:p>
+        </w:tc>
+      </w:tr>
+      <w:tr>
+        <w:tc>
+          <w:tcPr>
             <w:tcW w:w="3960" w:type="dxa"/>
           </w:tcPr>
           <w:p>
@@ -6032,46 +6745,13 @@
               <w:rPr>
                 <w:lang w:eastAsia="ko-KR"/>
               </w:rPr>
-              <w:t>항공우주 공급망 이슈 (자재 수급, 위조부품 위험, 공급자 인증 현황)</w:t>
-            </w:r>
-          </w:p>
-        </w:tc>
-      </w:tr>
-      <w:tr>
+              <w:t>OASIS 데이터베이스</w:t>
+            </w:r>
+          </w:p>
+        </w:tc>
         <w:tc>
           <w:tcPr>
             <w:tcW w:w="3960" w:type="dxa"/>
-            <w:tcMar>
-              <w:top w:w="60" w:type="dxa"/>
-              <w:left w:w="120" w:type="dxa"/>
-              <w:bottom w:w="60" w:type="dxa"/>
-              <w:right w:w="120" w:type="dxa"/>
-            </w:tcMar>
-          </w:tcPr>
-          <w:p>
-            <w:pPr>
-              <w:pStyle w:val="Compact"/>
-              <w:rPr>
-                <w:lang w:eastAsia="ko-KR"/>
-              </w:rPr>
-            </w:pPr>
-            <w:r>
-              <w:rPr>
-                <w:lang w:eastAsia="ko-KR"/>
-              </w:rPr>
-              <w:t>OASIS 데이터베이스</w:t>
-            </w:r>
-          </w:p>
-        </w:tc>
-        <w:tc>
-          <w:tcPr>
-            <w:tcW w:w="3960" w:type="dxa"/>
-            <w:tcMar>
-              <w:top w:w="60" w:type="dxa"/>
-              <w:left w:w="120" w:type="dxa"/>
-              <w:bottom w:w="60" w:type="dxa"/>
-              <w:right w:w="120" w:type="dxa"/>
-            </w:tcMar>
           </w:tcPr>
           <w:p>
             <w:pPr>
@@ -6165,9 +6845,9 @@
         <w:tblLook w:val="0020" w:firstRow="1" w:lastRow="0" w:firstColumn="0" w:lastColumn="0" w:noHBand="0" w:noVBand="0"/>
       </w:tblPr>
       <w:tblGrid>
-        <w:gridCol w:w="772"/>
-        <w:gridCol w:w="6409"/>
-        <w:gridCol w:w="1607"/>
+        <w:gridCol w:w="809"/>
+        <w:gridCol w:w="6352"/>
+        <w:gridCol w:w="1627"/>
       </w:tblGrid>
       <w:tr>
         <w:trPr>
@@ -6324,12 +7004,6 @@
         <w:tc>
           <w:tcPr>
             <w:tcW w:w="0" w:type="auto"/>
-            <w:tcMar>
-              <w:top w:w="60" w:type="dxa"/>
-              <w:left w:w="120" w:type="dxa"/>
-              <w:bottom w:w="60" w:type="dxa"/>
-              <w:right w:w="120" w:type="dxa"/>
-            </w:tcMar>
           </w:tcPr>
           <w:p>
             <w:pPr>
@@ -6995,8 +7669,8 @@
       </w:tblPr>
       <w:tblGrid>
         <w:gridCol w:w="2941"/>
-        <w:gridCol w:w="2166"/>
-        <w:gridCol w:w="3681"/>
+        <w:gridCol w:w="2177"/>
+        <w:gridCol w:w="3670"/>
       </w:tblGrid>
       <w:tr>
         <w:trPr>
@@ -7127,7 +7801,21 @@
               <w:rPr>
                 <w:lang w:eastAsia="ko-KR"/>
               </w:rPr>
-              <w:t>이해관계자 등록부 갱신</w:t>
+              <w:t xml:space="preserve">이해관계자 </w:t>
+            </w:r>
+            <w:proofErr w:type="spellStart"/>
+            <w:r>
+              <w:rPr>
+                <w:lang w:eastAsia="ko-KR"/>
+              </w:rPr>
+              <w:t>등록부</w:t>
+            </w:r>
+            <w:proofErr w:type="spellEnd"/>
+            <w:r>
+              <w:rPr>
+                <w:lang w:eastAsia="ko-KR"/>
+              </w:rPr>
+              <w:t xml:space="preserve"> 갱신</w:t>
             </w:r>
           </w:p>
         </w:tc>
@@ -7174,7 +7862,6 @@
               <w:pStyle w:val="Compact"/>
             </w:pPr>
             <w:r>
-              <w:lastRenderedPageBreak/>
               <w:t>경영검토 입력 보고</w:t>
             </w:r>
           </w:p>
@@ -7289,9 +7976,9 @@
         <w:tblLook w:val="0020" w:firstRow="1" w:lastRow="0" w:firstColumn="0" w:lastColumn="0" w:noHBand="0" w:noVBand="0"/>
       </w:tblPr>
       <w:tblGrid>
-        <w:gridCol w:w="3547"/>
-        <w:gridCol w:w="2258"/>
-        <w:gridCol w:w="2983"/>
+        <w:gridCol w:w="3536"/>
+        <w:gridCol w:w="2270"/>
+        <w:gridCol w:w="2982"/>
       </w:tblGrid>
       <w:tr>
         <w:trPr>
@@ -7375,6 +8062,7 @@
               <w:rPr>
                 <w:lang w:eastAsia="ko-KR"/>
               </w:rPr>
+              <w:lastRenderedPageBreak/>
               <w:t>PESTLE 분석 보고서</w:t>
             </w:r>
           </w:p>
@@ -7653,9 +8341,9 @@
         <w:tblLook w:val="0020" w:firstRow="1" w:lastRow="0" w:firstColumn="0" w:lastColumn="0" w:noHBand="0" w:noVBand="0"/>
       </w:tblPr>
       <w:tblGrid>
-        <w:gridCol w:w="1245"/>
-        <w:gridCol w:w="3296"/>
-        <w:gridCol w:w="4247"/>
+        <w:gridCol w:w="1275"/>
+        <w:gridCol w:w="3289"/>
+        <w:gridCol w:w="4224"/>
       </w:tblGrid>
       <w:tr>
         <w:trPr>
@@ -7665,7 +8353,6 @@
         <w:tc>
           <w:tcPr>
             <w:tcW w:w="0" w:type="auto"/>
-            <w:shd w:val="clear" w:color="auto" w:fill="DEEAF1"/>
             <w:tcMar>
               <w:top w:w="60" w:type="dxa"/>
               <w:left w:w="120" w:type="dxa"/>
@@ -7685,7 +8372,6 @@
         <w:tc>
           <w:tcPr>
             <w:tcW w:w="0" w:type="auto"/>
-            <w:shd w:val="clear" w:color="auto" w:fill="DEEAF1"/>
             <w:tcMar>
               <w:top w:w="60" w:type="dxa"/>
               <w:left w:w="120" w:type="dxa"/>
@@ -7705,7 +8391,6 @@
         <w:tc>
           <w:tcPr>
             <w:tcW w:w="0" w:type="auto"/>
-            <w:shd w:val="clear" w:color="auto" w:fill="DEEAF1"/>
             <w:tcMar>
               <w:top w:w="60" w:type="dxa"/>
               <w:left w:w="120" w:type="dxa"/>
@@ -8006,9 +8691,9 @@
         <w:tblLook w:val="0020" w:firstRow="1" w:lastRow="0" w:firstColumn="0" w:lastColumn="0" w:noHBand="0" w:noVBand="0"/>
       </w:tblPr>
       <w:tblGrid>
-        <w:gridCol w:w="3439"/>
-        <w:gridCol w:w="3056"/>
-        <w:gridCol w:w="2293"/>
+        <w:gridCol w:w="1821"/>
+        <w:gridCol w:w="2977"/>
+        <w:gridCol w:w="3990"/>
       </w:tblGrid>
       <w:tr>
         <w:trPr>
@@ -8017,7 +8702,7 @@
         </w:trPr>
         <w:tc>
           <w:tcPr>
-            <w:tcW w:w="3099" w:type="dxa"/>
+            <w:tcW w:w="1821" w:type="dxa"/>
             <w:shd w:val="clear" w:color="auto" w:fill="DEEAF1"/>
             <w:tcMar>
               <w:top w:w="60" w:type="dxa"/>
@@ -8037,7 +8722,7 @@
         </w:tc>
         <w:tc>
           <w:tcPr>
-            <w:tcW w:w="2754" w:type="dxa"/>
+            <w:tcW w:w="2977" w:type="dxa"/>
             <w:shd w:val="clear" w:color="auto" w:fill="DEEAF1"/>
             <w:tcMar>
               <w:top w:w="60" w:type="dxa"/>
@@ -8057,7 +8742,7 @@
         </w:tc>
         <w:tc>
           <w:tcPr>
-            <w:tcW w:w="2066" w:type="dxa"/>
+            <w:tcW w:w="3990" w:type="dxa"/>
             <w:shd w:val="clear" w:color="auto" w:fill="DEEAF1"/>
             <w:tcMar>
               <w:top w:w="60" w:type="dxa"/>
@@ -8079,7 +8764,7 @@
       <w:tr>
         <w:tc>
           <w:tcPr>
-            <w:tcW w:w="3099" w:type="dxa"/>
+            <w:tcW w:w="1821" w:type="dxa"/>
           </w:tcPr>
           <w:p>
             <w:pPr>
@@ -8092,7 +8777,7 @@
         </w:tc>
         <w:tc>
           <w:tcPr>
-            <w:tcW w:w="2754" w:type="dxa"/>
+            <w:tcW w:w="2977" w:type="dxa"/>
           </w:tcPr>
           <w:p>
             <w:pPr>
@@ -8105,55 +8790,47 @@
         </w:tc>
         <w:tc>
           <w:tcPr>
-            <w:tcW w:w="2066" w:type="dxa"/>
-            <w:tcMar>
-              <w:top w:w="60" w:type="dxa"/>
-              <w:left w:w="120" w:type="dxa"/>
-              <w:bottom w:w="60" w:type="dxa"/>
-              <w:right w:w="120" w:type="dxa"/>
-            </w:tcMar>
-          </w:tcPr>
-          <w:p>
-            <w:pPr>
-              <w:pStyle w:val="Compact"/>
-              <w:rPr>
-                <w:lang w:eastAsia="ko-KR"/>
-              </w:rPr>
-            </w:pPr>
-            <w:r>
-              <w:rPr>
-                <w:lang w:eastAsia="ko-KR"/>
-              </w:rPr>
-              <w:t xml:space="preserve">이해관계자 </w:t>
-            </w:r>
-            <w:r>
-              <w:rPr>
-                <w:lang w:eastAsia="ko-KR"/>
-              </w:rPr>
-              <w:lastRenderedPageBreak/>
-              <w:t>식별/요구사항/영향도/관리방법 기록</w:t>
-            </w:r>
-          </w:p>
-        </w:tc>
-      </w:tr>
-      <w:tr>
-        <w:tc>
-          <w:tcPr>
-            <w:tcW w:w="3099" w:type="dxa"/>
-          </w:tcPr>
-          <w:p>
-            <w:pPr>
-              <w:pStyle w:val="Compact"/>
-            </w:pPr>
-            <w:r>
-              <w:lastRenderedPageBreak/>
+            <w:tcW w:w="3990" w:type="dxa"/>
+            <w:tcMar>
+              <w:top w:w="60" w:type="dxa"/>
+              <w:left w:w="120" w:type="dxa"/>
+              <w:bottom w:w="60" w:type="dxa"/>
+              <w:right w:w="120" w:type="dxa"/>
+            </w:tcMar>
+          </w:tcPr>
+          <w:p>
+            <w:pPr>
+              <w:pStyle w:val="Compact"/>
+              <w:rPr>
+                <w:lang w:eastAsia="ko-KR"/>
+              </w:rPr>
+            </w:pPr>
+            <w:r>
+              <w:rPr>
+                <w:lang w:eastAsia="ko-KR"/>
+              </w:rPr>
+              <w:t>이해관계자 식별/요구사항/영향도/관리방법 기록</w:t>
+            </w:r>
+          </w:p>
+        </w:tc>
+      </w:tr>
+      <w:tr>
+        <w:tc>
+          <w:tcPr>
+            <w:tcW w:w="1821" w:type="dxa"/>
+          </w:tcPr>
+          <w:p>
+            <w:pPr>
+              <w:pStyle w:val="Compact"/>
+            </w:pPr>
+            <w:r>
               <w:t>F-401-02</w:t>
             </w:r>
           </w:p>
         </w:tc>
         <w:tc>
           <w:tcPr>
-            <w:tcW w:w="2754" w:type="dxa"/>
+            <w:tcW w:w="2977" w:type="dxa"/>
           </w:tcPr>
           <w:p>
             <w:pPr>
@@ -8172,7 +8849,7 @@
         </w:tc>
         <w:tc>
           <w:tcPr>
-            <w:tcW w:w="2066" w:type="dxa"/>
+            <w:tcW w:w="3990" w:type="dxa"/>
             <w:tcMar>
               <w:top w:w="60" w:type="dxa"/>
               <w:left w:w="120" w:type="dxa"/>
@@ -8193,7 +8870,7 @@
       <w:tr>
         <w:tc>
           <w:tcPr>
-            <w:tcW w:w="3099" w:type="dxa"/>
+            <w:tcW w:w="1821" w:type="dxa"/>
           </w:tcPr>
           <w:p>
             <w:pPr>
@@ -8206,7 +8883,7 @@
         </w:tc>
         <w:tc>
           <w:tcPr>
-            <w:tcW w:w="2754" w:type="dxa"/>
+            <w:tcW w:w="2977" w:type="dxa"/>
           </w:tcPr>
           <w:p>
             <w:pPr>
@@ -8219,7 +8896,7 @@
         </w:tc>
         <w:tc>
           <w:tcPr>
-            <w:tcW w:w="2066" w:type="dxa"/>
+            <w:tcW w:w="3990" w:type="dxa"/>
           </w:tcPr>
           <w:p>
             <w:pPr>
@@ -8234,7 +8911,7 @@
       <w:tr>
         <w:tc>
           <w:tcPr>
-            <w:tcW w:w="3099" w:type="dxa"/>
+            <w:tcW w:w="1821" w:type="dxa"/>
           </w:tcPr>
           <w:p>
             <w:pPr>
@@ -8247,7 +8924,7 @@
         </w:tc>
         <w:tc>
           <w:tcPr>
-            <w:tcW w:w="2754" w:type="dxa"/>
+            <w:tcW w:w="2977" w:type="dxa"/>
           </w:tcPr>
           <w:p>
             <w:pPr>
@@ -8266,7 +8943,7 @@
         </w:tc>
         <w:tc>
           <w:tcPr>
-            <w:tcW w:w="2066" w:type="dxa"/>
+            <w:tcW w:w="3990" w:type="dxa"/>
           </w:tcPr>
           <w:p>
             <w:pPr>
@@ -8478,7 +9155,7 @@
         <w:noProof/>
       </w:rPr>
       <w:drawing>
-        <wp:inline distT="0" distB="0" distL="0" distR="114300" wp14:anchorId="0395D7D1" wp14:editId="2685189C">
+        <wp:inline distT="0" distB="0" distL="0" distR="114300" wp14:anchorId="60EBD2D8" wp14:editId="52049783">
           <wp:extent cx="1143000" cy="457200"/>
           <wp:effectExtent l="0" t="0" r="0" b="0"/>
           <wp:docPr id="1" name="CompanyLogo" descr="M&amp;C Logo"/>
@@ -8524,7 +9201,6 @@
     <w:r>
       <w:rPr>
         <w:b/>
-        <w:sz w:val="20"/>
         <w:lang w:eastAsia="ko-KR"/>
       </w:rPr>
       <w:t>조직 상황 및 이해관계자 관리 절차서</w:t>
@@ -8551,7 +9227,7 @@
   <w:abstractNum w:abstractNumId="0" w15:restartNumberingAfterBreak="0">
     <w:nsid w:val="0000A990"/>
     <w:multiLevelType w:val="multilevel"/>
-    <w:tmpl w:val="6BA407B6"/>
+    <w:tmpl w:val="D6180A28"/>
     <w:lvl w:ilvl="0">
       <w:numFmt w:val="bullet"/>
       <w:lvlText w:val=" "/>
@@ -8628,7 +9304,7 @@
   <w:abstractNum w:abstractNumId="1" w15:restartNumberingAfterBreak="0">
     <w:nsid w:val="00A99411"/>
     <w:multiLevelType w:val="multilevel"/>
-    <w:tmpl w:val="98C43EAA"/>
+    <w:tmpl w:val="454A9F32"/>
     <w:lvl w:ilvl="0">
       <w:start w:val="1"/>
       <w:numFmt w:val="decimal"/>
@@ -8711,10 +9387,10 @@
       </w:pPr>
     </w:lvl>
   </w:abstractNum>
-  <w:num w:numId="1" w16cid:durableId="1753162322">
+  <w:num w:numId="1" w16cid:durableId="1276905474">
     <w:abstractNumId w:val="0"/>
   </w:num>
-  <w:num w:numId="2" w16cid:durableId="1870027268">
+  <w:num w:numId="2" w16cid:durableId="641807469">
     <w:abstractNumId w:val="1"/>
     <w:lvlOverride w:ilvl="0">
       <w:startOverride w:val="1"/>
@@ -8753,8 +9429,6 @@
     <w:rPrDefault>
       <w:rPr>
         <w:rFonts w:asciiTheme="minorHAnsi" w:eastAsiaTheme="minorEastAsia" w:hAnsiTheme="minorHAnsi" w:cstheme="minorBidi"/>
-        <w:sz w:val="24"/>
-        <w:szCs w:val="24"/>
         <w:lang w:val="en-US" w:eastAsia="zh-CN" w:bidi="ar-SA"/>
       </w:rPr>
     </w:rPrDefault>
@@ -9033,8 +9707,8 @@
     <w:rPr>
       <w:rFonts w:asciiTheme="majorHAnsi" w:eastAsiaTheme="majorEastAsia" w:hAnsiTheme="majorHAnsi" w:cstheme="majorBidi"/>
       <w:color w:val="0F4761" w:themeColor="accent1" w:themeShade="BF"/>
-      <w:sz w:val="40"/>
-      <w:szCs w:val="40"/>
+      <w:sz w:val="32"/>
+      <w:szCs w:val="32"/>
     </w:rPr>
   </w:style>
   <w:style w:type="paragraph" w:styleId="2">
@@ -9279,8 +9953,8 @@
     </w:pPr>
     <w:rPr>
       <w:rFonts w:asciiTheme="majorHAnsi" w:eastAsiaTheme="majorEastAsia" w:hAnsiTheme="majorHAnsi" w:cstheme="majorBidi"/>
-      <w:sz w:val="56"/>
-      <w:szCs w:val="56"/>
+      <w:sz w:val="44"/>
+      <w:szCs w:val="44"/>
     </w:rPr>
   </w:style>
   <w:style w:type="character" w:customStyle="1" w:styleId="Char">
@@ -9291,8 +9965,8 @@
     <w:rsid w:val="00A10FD9"/>
     <w:rPr>
       <w:rFonts w:asciiTheme="majorHAnsi" w:eastAsiaTheme="majorEastAsia" w:hAnsiTheme="majorHAnsi" w:cstheme="majorBidi"/>
-      <w:sz w:val="56"/>
-      <w:szCs w:val="56"/>
+      <w:sz w:val="44"/>
+      <w:szCs w:val="44"/>
     </w:rPr>
   </w:style>
   <w:style w:type="paragraph" w:styleId="a5">
@@ -9369,8 +10043,6 @@
     </w:pPr>
     <w:rPr>
       <w:b/>
-      <w:sz w:val="20"/>
-      <w:szCs w:val="20"/>
     </w:rPr>
   </w:style>
   <w:style w:type="paragraph" w:customStyle="1" w:styleId="Abstract">
@@ -9383,10 +10055,6 @@
       <w:keepLines/>
       <w:spacing w:before="100" w:after="300"/>
     </w:pPr>
-    <w:rPr>
-      <w:sz w:val="20"/>
-      <w:szCs w:val="20"/>
-    </w:rPr>
   </w:style>
   <w:style w:type="paragraph" w:styleId="a7">
     <w:name w:val="Bibliography"/>
@@ -9402,8 +10070,8 @@
     <w:rPr>
       <w:rFonts w:asciiTheme="majorHAnsi" w:eastAsiaTheme="majorEastAsia" w:hAnsiTheme="majorHAnsi" w:cstheme="majorBidi"/>
       <w:color w:val="0F4761" w:themeColor="accent1" w:themeShade="BF"/>
-      <w:sz w:val="40"/>
-      <w:szCs w:val="40"/>
+      <w:sz w:val="32"/>
+      <w:szCs w:val="32"/>
     </w:rPr>
   </w:style>
   <w:style w:type="character" w:customStyle="1" w:styleId="2Char">
